--- a/Generative AI with Large Language Models.docx
+++ b/Generative AI with Large Language Models.docx
@@ -1035,12 +1035,12 @@
           <wp:inline distB="114300" distT="114300" distL="114300" distR="114300">
             <wp:extent cx="5534025" cy="1733550"/>
             <wp:effectExtent b="0" l="0" r="0" t="0"/>
-            <wp:docPr id="3" name="image1.png"/>
+            <wp:docPr id="3" name="image2.png"/>
             <a:graphic>
               <a:graphicData uri="http://schemas.openxmlformats.org/drawingml/2006/picture">
                 <pic:pic>
                   <pic:nvPicPr>
-                    <pic:cNvPr id="0" name="image1.png"/>
+                    <pic:cNvPr id="0" name="image2.png"/>
                     <pic:cNvPicPr preferRelativeResize="0"/>
                   </pic:nvPicPr>
                   <pic:blipFill>
@@ -1210,12 +1210,12 @@
           <wp:inline distB="114300" distT="114300" distL="114300" distR="114300">
             <wp:extent cx="5943600" cy="4457700"/>
             <wp:effectExtent b="0" l="0" r="0" t="0"/>
-            <wp:docPr id="2" name="image2.png"/>
+            <wp:docPr id="2" name="image1.png"/>
             <a:graphic>
               <a:graphicData uri="http://schemas.openxmlformats.org/drawingml/2006/picture">
                 <pic:pic>
                   <pic:nvPicPr>
-                    <pic:cNvPr id="0" name="image2.png"/>
+                    <pic:cNvPr id="0" name="image1.png"/>
                     <pic:cNvPicPr preferRelativeResize="0"/>
                   </pic:nvPicPr>
                   <pic:blipFill>
@@ -1363,7 +1363,7 @@
       <w:pPr>
         <w:numPr>
           <w:ilvl w:val="0"/>
-          <w:numId w:val="2"/>
+          <w:numId w:val="4"/>
         </w:numPr>
         <w:spacing w:after="0" w:before="0" w:line="240" w:lineRule="auto"/>
         <w:ind w:left="720" w:hanging="360"/>
@@ -1373,6 +1373,484 @@
           <w:rtl w:val="0"/>
         </w:rPr>
         <w:t xml:space="preserve">“truck” relates to logistics object</w:t>
+      </w:r>
+    </w:p>
+    <w:p>
+      <w:pPr>
+        <w:numPr>
+          <w:ilvl w:val="0"/>
+          <w:numId w:val="4"/>
+        </w:numPr>
+        <w:spacing w:after="0" w:before="0" w:line="240" w:lineRule="auto"/>
+        <w:ind w:left="720" w:hanging="360"/>
+      </w:pPr>
+      <w:r>
+        <w:rPr>
+          <w:rtl w:val="0"/>
+        </w:rPr>
+        <w:t xml:space="preserve">“waiting for unloading” indicates scenario intent</w:t>
+      </w:r>
+    </w:p>
+    <w:p>
+      <w:pPr>
+        <w:numPr>
+          <w:ilvl w:val="0"/>
+          <w:numId w:val="4"/>
+        </w:numPr>
+        <w:spacing w:after="0" w:before="0" w:line="240" w:lineRule="auto"/>
+        <w:ind w:left="720" w:hanging="360"/>
+      </w:pPr>
+      <w:r>
+        <w:rPr>
+          <w:rtl w:val="0"/>
+        </w:rPr>
+        <w:t xml:space="preserve">“Hamburg warehouse” is location context</w:t>
+      </w:r>
+    </w:p>
+    <w:p>
+      <w:pPr>
+        <w:spacing w:after="240" w:before="240" w:lineRule="auto"/>
+        <w:rPr/>
+      </w:pPr>
+      <w:r>
+        <w:rPr>
+          <w:rtl w:val="0"/>
+        </w:rPr>
+        <w:t xml:space="preserve">So the encoder builds semantic understanding of the whole email.</w:t>
+      </w:r>
+    </w:p>
+    <w:p>
+      <w:pPr>
+        <w:rPr/>
+      </w:pPr>
+      <w:r>
+        <w:rPr>
+          <w:rtl w:val="0"/>
+        </w:rPr>
+      </w:r>
+    </w:p>
+    <w:p>
+      <w:pPr>
+        <w:rPr/>
+      </w:pPr>
+      <w:r>
+        <w:rPr>
+          <w:rtl w:val="0"/>
+        </w:rPr>
+      </w:r>
+    </w:p>
+    <w:p>
+      <w:pPr>
+        <w:pStyle w:val="Heading2"/>
+        <w:keepNext w:val="0"/>
+        <w:keepLines w:val="0"/>
+        <w:spacing w:after="0" w:before="0" w:line="240" w:lineRule="auto"/>
+        <w:rPr>
+          <w:b w:val="1"/>
+          <w:bCs w:val="1"/>
+          <w:sz w:val="28"/>
+          <w:szCs w:val="28"/>
+        </w:rPr>
+      </w:pPr>
+      <w:bookmarkStart w:colFirst="0" w:colLast="0" w:name="_o0vqpp6gf3ji" w:id="22"/>
+      <w:bookmarkEnd w:id="22"/>
+      <w:r>
+        <w:rPr>
+          <w:b w:val="1"/>
+          <w:bCs w:val="1"/>
+          <w:sz w:val="28"/>
+          <w:szCs w:val="28"/>
+          <w:rtl w:val="0"/>
+        </w:rPr>
+        <w:t xml:space="preserve">Decoder:</w:t>
+      </w:r>
+    </w:p>
+    <w:p>
+      <w:pPr>
+        <w:spacing w:after="0" w:before="0" w:line="240" w:lineRule="auto"/>
+        <w:rPr/>
+      </w:pPr>
+      <w:r>
+        <w:rPr>
+          <w:rtl w:val="0"/>
+        </w:rPr>
+        <w:t xml:space="preserve">The decoder generates the output token by token using encoder information.</w:t>
+        <w:br w:type="textWrapping"/>
+        <w:t xml:space="preserve"> It predicts the next word while considering previously generated words.</w:t>
+      </w:r>
+    </w:p>
+    <w:p>
+      <w:pPr>
+        <w:spacing w:after="0" w:before="0" w:line="240" w:lineRule="auto"/>
+        <w:rPr/>
+      </w:pPr>
+      <w:r>
+        <w:rPr>
+          <w:rtl w:val="0"/>
+        </w:rPr>
+        <w:br w:type="textWrapping"/>
+      </w:r>
+      <w:r>
+        <w:rPr>
+          <w:b w:val="1"/>
+          <w:bCs w:val="1"/>
+          <w:color w:val="000000"/>
+          <w:sz w:val="26"/>
+          <w:szCs w:val="26"/>
+          <w:rtl w:val="0"/>
+        </w:rPr>
+        <w:t xml:space="preserve">Logistics Example-</w:t>
+      </w:r>
+      <w:r>
+        <w:rPr>
+          <w:rtl w:val="0"/>
+        </w:rPr>
+      </w:r>
+    </w:p>
+    <w:p>
+      <w:pPr>
+        <w:spacing w:after="0" w:before="0" w:line="240" w:lineRule="auto"/>
+        <w:rPr/>
+      </w:pPr>
+      <w:r>
+        <w:rPr>
+          <w:rtl w:val="0"/>
+        </w:rPr>
+        <w:t xml:space="preserve">After encoder understands the email, decoder may generate:</w:t>
+        <w:br w:type="textWrapping"/>
+        <w:t xml:space="preserve">Scenario =</w:t>
+      </w:r>
+      <w:r>
+        <w:rPr>
+          <w:b w:val="1"/>
+          <w:bCs w:val="1"/>
+          <w:rtl w:val="0"/>
+        </w:rPr>
+        <w:t xml:space="preserve"> </w:t>
+      </w:r>
+      <w:r>
+        <w:rPr>
+          <w:b w:val="1"/>
+          <w:bCs w:val="1"/>
+          <w:color w:val="ff0000"/>
+          <w:rtl w:val="0"/>
+        </w:rPr>
+        <w:t xml:space="preserve">Unloading</w:t>
+        <w:br w:type="textWrapping"/>
+      </w:r>
+      <w:r>
+        <w:rPr>
+          <w:rtl w:val="0"/>
+        </w:rPr>
+        <w:t xml:space="preserve">The decoder creates this response sequentially.</w:t>
+      </w:r>
+    </w:p>
+    <w:p>
+      <w:pPr>
+        <w:spacing w:after="0" w:before="0" w:line="240" w:lineRule="auto"/>
+        <w:rPr/>
+      </w:pPr>
+      <w:r>
+        <w:rPr>
+          <w:rtl w:val="0"/>
+        </w:rPr>
+      </w:r>
+    </w:p>
+    <w:p>
+      <w:pPr>
+        <w:pStyle w:val="Heading2"/>
+        <w:keepNext w:val="0"/>
+        <w:keepLines w:val="0"/>
+        <w:spacing w:after="0" w:before="0" w:line="240" w:lineRule="auto"/>
+        <w:rPr>
+          <w:b w:val="1"/>
+          <w:bCs w:val="1"/>
+          <w:sz w:val="28"/>
+          <w:szCs w:val="28"/>
+        </w:rPr>
+      </w:pPr>
+      <w:bookmarkStart w:colFirst="0" w:colLast="0" w:name="_d75k1e9mmoyr" w:id="23"/>
+      <w:bookmarkEnd w:id="23"/>
+      <w:r>
+        <w:rPr>
+          <w:b w:val="1"/>
+          <w:bCs w:val="1"/>
+          <w:sz w:val="28"/>
+          <w:szCs w:val="28"/>
+          <w:rtl w:val="0"/>
+        </w:rPr>
+        <w:t xml:space="preserve">Embedding: </w:t>
+      </w:r>
+    </w:p>
+    <w:p>
+      <w:pPr>
+        <w:spacing w:after="0" w:before="0" w:line="240" w:lineRule="auto"/>
+        <w:rPr/>
+      </w:pPr>
+      <w:r>
+        <w:rPr>
+          <w:rtl w:val="0"/>
+        </w:rPr>
+        <w:t xml:space="preserve">Embedding converts words into dense numerical vectors.</w:t>
+        <w:br w:type="textWrapping"/>
+        <w:t xml:space="preserve"> Similar words get similar vector representations in high-dimensional space.</w:t>
+        <w:br w:type="textWrapping"/>
+      </w:r>
+    </w:p>
+    <w:p>
+      <w:pPr>
+        <w:pStyle w:val="Heading3"/>
+        <w:keepNext w:val="0"/>
+        <w:keepLines w:val="0"/>
+        <w:spacing w:after="0" w:before="0" w:line="240" w:lineRule="auto"/>
+        <w:rPr>
+          <w:b w:val="1"/>
+          <w:bCs w:val="1"/>
+          <w:color w:val="ff0000"/>
+          <w:sz w:val="22"/>
+          <w:szCs w:val="22"/>
+        </w:rPr>
+      </w:pPr>
+      <w:bookmarkStart w:colFirst="0" w:colLast="0" w:name="_2calue7qysmk" w:id="24"/>
+      <w:bookmarkEnd w:id="24"/>
+      <w:r>
+        <w:rPr>
+          <w:b w:val="1"/>
+          <w:bCs w:val="1"/>
+          <w:color w:val="000000"/>
+          <w:sz w:val="26"/>
+          <w:szCs w:val="26"/>
+          <w:rtl w:val="0"/>
+        </w:rPr>
+        <w:t xml:space="preserve">Logistics Example</w:t>
+        <w:br w:type="textWrapping"/>
+      </w:r>
+      <w:r>
+        <w:rPr>
+          <w:color w:val="000000"/>
+          <w:sz w:val="22"/>
+          <w:szCs w:val="22"/>
+          <w:rtl w:val="0"/>
+        </w:rPr>
+        <w:t xml:space="preserve">Words like:</w:t>
+        <w:br w:type="textWrapping"/>
+        <w:t xml:space="preserve">truck, shipment, carrier, transport</w:t>
+        <w:br w:type="textWrapping"/>
+      </w:r>
+      <w:r>
+        <w:rPr>
+          <w:b w:val="1"/>
+          <w:bCs w:val="1"/>
+          <w:color w:val="ff0000"/>
+          <w:sz w:val="22"/>
+          <w:szCs w:val="22"/>
+          <w:rtl w:val="0"/>
+        </w:rPr>
+        <w:t xml:space="preserve">will have nearby vector meanings because they belong to logistics context. </w:t>
+      </w:r>
+    </w:p>
+    <w:p>
+      <w:pPr>
+        <w:rPr/>
+      </w:pPr>
+      <w:r>
+        <w:rPr>
+          <w:rtl w:val="0"/>
+        </w:rPr>
+      </w:r>
+    </w:p>
+    <w:p>
+      <w:pPr>
+        <w:rPr/>
+      </w:pPr>
+      <w:r>
+        <w:rPr>
+          <w:rtl w:val="0"/>
+        </w:rPr>
+        <w:t xml:space="preserve">Similarly:</w:t>
+        <w:br w:type="textWrapping"/>
+        <w:t xml:space="preserve">delay, waiting, hold, pending</w:t>
+        <w:br w:type="textWrapping"/>
+        <w:t xml:space="preserve">may cluster semantically. </w:t>
+      </w:r>
+    </w:p>
+    <w:p>
+      <w:pPr>
+        <w:rPr/>
+      </w:pPr>
+      <w:r>
+        <w:rPr>
+          <w:rtl w:val="0"/>
+        </w:rPr>
+      </w:r>
+    </w:p>
+    <w:p>
+      <w:pPr>
+        <w:pStyle w:val="Heading2"/>
+        <w:keepNext w:val="0"/>
+        <w:keepLines w:val="0"/>
+        <w:spacing w:after="0" w:before="0" w:line="240" w:lineRule="auto"/>
+        <w:rPr>
+          <w:b w:val="1"/>
+          <w:bCs w:val="1"/>
+          <w:sz w:val="34"/>
+          <w:szCs w:val="34"/>
+        </w:rPr>
+      </w:pPr>
+      <w:bookmarkStart w:colFirst="0" w:colLast="0" w:name="_n43cm96ss914" w:id="25"/>
+      <w:bookmarkEnd w:id="25"/>
+      <w:r>
+        <w:rPr>
+          <w:b w:val="1"/>
+          <w:bCs w:val="1"/>
+          <w:sz w:val="34"/>
+          <w:szCs w:val="34"/>
+          <w:rtl w:val="0"/>
+        </w:rPr>
+        <w:t xml:space="preserve">Multi-Head Self-Attention:</w:t>
+      </w:r>
+    </w:p>
+    <w:p>
+      <w:pPr>
+        <w:spacing w:after="0" w:before="0" w:line="240" w:lineRule="auto"/>
+        <w:rPr/>
+      </w:pPr>
+      <w:r>
+        <w:rPr>
+          <w:rtl w:val="0"/>
+        </w:rPr>
+        <w:t xml:space="preserve">Self-attention allows</w:t>
+      </w:r>
+      <w:r>
+        <w:rPr>
+          <w:b w:val="1"/>
+          <w:bCs w:val="1"/>
+          <w:color w:val="ff0000"/>
+          <w:rtl w:val="0"/>
+        </w:rPr>
+        <w:t xml:space="preserve"> each word to look at other words in the same sentence</w:t>
+      </w:r>
+      <w:r>
+        <w:rPr>
+          <w:rtl w:val="0"/>
+        </w:rPr>
+        <w:t xml:space="preserve">.</w:t>
+        <w:br w:type="textWrapping"/>
+        <w:t xml:space="preserve"> Multi-head means multiple attention mechanisms learn different relationships simultaneously.</w:t>
+        <w:br w:type="textWrapping"/>
+      </w:r>
+    </w:p>
+    <w:p>
+      <w:pPr>
+        <w:pStyle w:val="Heading3"/>
+        <w:keepNext w:val="0"/>
+        <w:keepLines w:val="0"/>
+        <w:spacing w:after="0" w:before="0" w:line="240" w:lineRule="auto"/>
+        <w:rPr>
+          <w:b w:val="1"/>
+          <w:bCs w:val="1"/>
+          <w:color w:val="000000"/>
+          <w:sz w:val="26"/>
+          <w:szCs w:val="26"/>
+        </w:rPr>
+      </w:pPr>
+      <w:bookmarkStart w:colFirst="0" w:colLast="0" w:name="_727etzi9369z" w:id="26"/>
+      <w:bookmarkEnd w:id="26"/>
+      <w:r>
+        <w:rPr>
+          <w:b w:val="1"/>
+          <w:bCs w:val="1"/>
+          <w:color w:val="000000"/>
+          <w:sz w:val="26"/>
+          <w:szCs w:val="26"/>
+          <w:rtl w:val="0"/>
+        </w:rPr>
+        <w:t xml:space="preserve">Logistics Example</w:t>
+      </w:r>
+    </w:p>
+    <w:p>
+      <w:pPr>
+        <w:spacing w:after="0" w:before="0" w:line="240" w:lineRule="auto"/>
+        <w:rPr/>
+      </w:pPr>
+      <w:r>
+        <w:rPr>
+          <w:rtl w:val="0"/>
+        </w:rPr>
+        <w:t xml:space="preserve">Email:</w:t>
+      </w:r>
+    </w:p>
+    <w:p>
+      <w:pPr>
+        <w:spacing w:after="0" w:before="0" w:line="240" w:lineRule="auto"/>
+        <w:rPr/>
+      </w:pPr>
+      <w:r>
+        <w:rPr>
+          <w:rtl w:val="0"/>
+        </w:rPr>
+        <w:t xml:space="preserve">Truck reached warehouse but unloading has not started</w:t>
+        <w:br w:type="textWrapping"/>
+        <w:br w:type="textWrapping"/>
+        <w:t xml:space="preserve">One attention head may focus on:</w:t>
+      </w:r>
+    </w:p>
+    <w:p>
+      <w:pPr>
+        <w:numPr>
+          <w:ilvl w:val="0"/>
+          <w:numId w:val="5"/>
+        </w:numPr>
+        <w:spacing w:after="0" w:before="0" w:line="240" w:lineRule="auto"/>
+        <w:ind w:left="720" w:hanging="360"/>
+      </w:pPr>
+      <w:r>
+        <w:rPr>
+          <w:rFonts w:ascii="Arial Unicode MS" w:cs="Arial Unicode MS" w:eastAsia="Arial Unicode MS" w:hAnsi="Arial Unicode MS"/>
+          <w:rtl w:val="0"/>
+        </w:rPr>
+        <w:t xml:space="preserve">Truck ↔ warehouse</w:t>
+      </w:r>
+    </w:p>
+    <w:p>
+      <w:pPr>
+        <w:spacing w:after="0" w:before="0" w:line="240" w:lineRule="auto"/>
+        <w:rPr/>
+      </w:pPr>
+      <w:r>
+        <w:rPr>
+          <w:rtl w:val="0"/>
+        </w:rPr>
+        <w:t xml:space="preserve">Another may focus on:</w:t>
+      </w:r>
+    </w:p>
+    <w:p>
+      <w:pPr>
+        <w:numPr>
+          <w:ilvl w:val="0"/>
+          <w:numId w:val="7"/>
+        </w:numPr>
+        <w:spacing w:after="0" w:before="0" w:line="240" w:lineRule="auto"/>
+        <w:ind w:left="720" w:hanging="360"/>
+      </w:pPr>
+      <w:r>
+        <w:rPr>
+          <w:rFonts w:ascii="Arial Unicode MS" w:cs="Arial Unicode MS" w:eastAsia="Arial Unicode MS" w:hAnsi="Arial Unicode MS"/>
+          <w:rtl w:val="0"/>
+        </w:rPr>
+        <w:t xml:space="preserve">unloading ↔ not started</w:t>
+      </w:r>
+    </w:p>
+    <w:p>
+      <w:pPr>
+        <w:spacing w:after="0" w:before="0" w:line="240" w:lineRule="auto"/>
+        <w:rPr/>
+      </w:pPr>
+      <w:r>
+        <w:rPr>
+          <w:rtl w:val="0"/>
+        </w:rPr>
+        <w:t xml:space="preserve">Another may focus on:</w:t>
       </w:r>
     </w:p>
     <w:p>
@@ -1388,81 +1866,140 @@
         <w:rPr>
           <w:rtl w:val="0"/>
         </w:rPr>
-        <w:t xml:space="preserve">“waiting for unloading” indicates scenario intent</w:t>
-      </w:r>
-    </w:p>
-    <w:p>
-      <w:pPr>
-        <w:numPr>
-          <w:ilvl w:val="0"/>
-          <w:numId w:val="2"/>
-        </w:numPr>
+        <w:t xml:space="preserve">temporal relationship</w:t>
+      </w:r>
+    </w:p>
+    <w:p>
+      <w:pPr>
         <w:spacing w:after="0" w:before="0" w:line="240" w:lineRule="auto"/>
-        <w:ind w:left="720" w:hanging="360"/>
-      </w:pPr>
-      <w:r>
-        <w:rPr>
-          <w:rtl w:val="0"/>
-        </w:rPr>
-        <w:t xml:space="preserve">“Hamburg warehouse” is location context</w:t>
-      </w:r>
-    </w:p>
-    <w:p>
-      <w:pPr>
-        <w:spacing w:after="240" w:before="240" w:lineRule="auto"/>
-        <w:rPr/>
-      </w:pPr>
-      <w:r>
-        <w:rPr>
-          <w:rtl w:val="0"/>
-        </w:rPr>
-        <w:t xml:space="preserve">So the encoder builds semantic understanding of the whole email.</w:t>
-      </w:r>
-    </w:p>
-    <w:p>
-      <w:pPr>
-        <w:rPr/>
-      </w:pPr>
-      <w:r>
-        <w:rPr>
-          <w:rtl w:val="0"/>
-        </w:rPr>
-      </w:r>
-    </w:p>
-    <w:p>
-      <w:pPr>
-        <w:rPr/>
-      </w:pPr>
-      <w:r>
-        <w:rPr>
-          <w:rtl w:val="0"/>
-        </w:rPr>
-      </w:r>
-    </w:p>
-    <w:p>
-      <w:pPr>
-        <w:pStyle w:val="Heading2"/>
-        <w:keepNext w:val="0"/>
-        <w:keepLines w:val="0"/>
+        <w:rPr/>
+      </w:pPr>
+      <w:r>
+        <w:rPr>
+          <w:rtl w:val="0"/>
+        </w:rPr>
+        <w:t xml:space="preserve">This is why Transformers understand context very well.</w:t>
+      </w:r>
+    </w:p>
+    <w:p>
+      <w:pPr>
+        <w:rPr/>
+      </w:pPr>
+      <w:r>
+        <w:rPr>
+          <w:rtl w:val="0"/>
+        </w:rPr>
+      </w:r>
+    </w:p>
+    <w:p>
+      <w:pPr>
+        <w:rPr/>
+      </w:pPr>
+      <w:r>
+        <w:rPr>
+          <w:rtl w:val="0"/>
+        </w:rPr>
+      </w:r>
+    </w:p>
+    <w:p>
+      <w:pPr>
+        <w:rPr/>
+      </w:pPr>
+      <w:r>
+        <w:rPr>
+          <w:rtl w:val="0"/>
+        </w:rPr>
+      </w:r>
+    </w:p>
+    <w:p>
+      <w:pPr>
+        <w:rPr/>
+      </w:pPr>
+      <w:r>
+        <w:rPr>
+          <w:rtl w:val="0"/>
+        </w:rPr>
+      </w:r>
+    </w:p>
+    <w:p>
+      <w:pPr>
+        <w:rPr/>
+      </w:pPr>
+      <w:r>
+        <w:rPr>
+          <w:rtl w:val="0"/>
+        </w:rPr>
+      </w:r>
+    </w:p>
+    <w:p>
+      <w:pPr>
+        <w:rPr/>
+      </w:pPr>
+      <w:r>
+        <w:rPr>
+          <w:rtl w:val="0"/>
+        </w:rPr>
+      </w:r>
+    </w:p>
+    <w:p>
+      <w:pPr>
+        <w:rPr/>
+      </w:pPr>
+      <w:r>
+        <w:rPr>
+          <w:rtl w:val="0"/>
+        </w:rPr>
+      </w:r>
+    </w:p>
+    <w:p>
+      <w:pPr>
+        <w:rPr/>
+      </w:pPr>
+      <w:r>
+        <w:rPr>
+          <w:rtl w:val="0"/>
+        </w:rPr>
+      </w:r>
+    </w:p>
+    <w:p>
+      <w:pPr>
+        <w:rPr/>
+      </w:pPr>
+      <w:r>
+        <w:rPr>
+          <w:rtl w:val="0"/>
+        </w:rPr>
+      </w:r>
+    </w:p>
+    <w:p>
+      <w:pPr>
         <w:spacing w:after="0" w:before="0" w:line="240" w:lineRule="auto"/>
+        <w:rPr>
+          <w:b w:val="1"/>
+          <w:bCs w:val="1"/>
+          <w:sz w:val="34"/>
+          <w:szCs w:val="34"/>
+        </w:rPr>
+      </w:pPr>
+      <w:r>
         <w:rPr>
           <w:b w:val="1"/>
           <w:bCs w:val="1"/>
           <w:sz w:val="28"/>
           <w:szCs w:val="28"/>
-        </w:rPr>
-      </w:pPr>
-      <w:bookmarkStart w:colFirst="0" w:colLast="0" w:name="_o0vqpp6gf3ji" w:id="22"/>
-      <w:bookmarkEnd w:id="22"/>
-      <w:r>
-        <w:rPr>
-          <w:b w:val="1"/>
-          <w:bCs w:val="1"/>
-          <w:sz w:val="28"/>
-          <w:szCs w:val="28"/>
-          <w:rtl w:val="0"/>
-        </w:rPr>
-        <w:t xml:space="preserve">Decoder:</w:t>
+          <w:rtl w:val="0"/>
+        </w:rPr>
+        <w:t xml:space="preserve">Softmax</w:t>
+      </w:r>
+      <w:r>
+        <w:rPr>
+          <w:b w:val="1"/>
+          <w:bCs w:val="1"/>
+          <w:sz w:val="34"/>
+          <w:szCs w:val="34"/>
+          <w:rtl w:val="0"/>
+        </w:rPr>
+        <w:t xml:space="preserve">:</w:t>
       </w:r>
     </w:p>
     <w:p>
@@ -1474,126 +2011,9 @@
         <w:rPr>
           <w:rtl w:val="0"/>
         </w:rPr>
-        <w:t xml:space="preserve">The decoder generates the output token by token using encoder information.</w:t>
-        <w:br w:type="textWrapping"/>
-        <w:t xml:space="preserve"> It predicts the next word while considering previously generated words.</w:t>
-      </w:r>
-    </w:p>
-    <w:p>
-      <w:pPr>
-        <w:spacing w:after="0" w:before="0" w:line="240" w:lineRule="auto"/>
-        <w:rPr/>
-      </w:pPr>
-      <w:r>
-        <w:rPr>
-          <w:rtl w:val="0"/>
-        </w:rPr>
-        <w:br w:type="textWrapping"/>
-      </w:r>
-      <w:r>
-        <w:rPr>
-          <w:b w:val="1"/>
-          <w:bCs w:val="1"/>
-          <w:color w:val="000000"/>
-          <w:sz w:val="26"/>
-          <w:szCs w:val="26"/>
-          <w:rtl w:val="0"/>
-        </w:rPr>
-        <w:t xml:space="preserve">Logistics Example-</w:t>
-      </w:r>
-      <w:r>
-        <w:rPr>
-          <w:rtl w:val="0"/>
-        </w:rPr>
-      </w:r>
-    </w:p>
-    <w:p>
-      <w:pPr>
-        <w:spacing w:after="0" w:before="0" w:line="240" w:lineRule="auto"/>
-        <w:rPr/>
-      </w:pPr>
-      <w:r>
-        <w:rPr>
-          <w:rtl w:val="0"/>
-        </w:rPr>
-        <w:t xml:space="preserve">After encoder understands the email, decoder may generate:</w:t>
-        <w:br w:type="textWrapping"/>
-        <w:t xml:space="preserve">Scenario =</w:t>
-      </w:r>
-      <w:r>
-        <w:rPr>
-          <w:b w:val="1"/>
-          <w:bCs w:val="1"/>
-          <w:rtl w:val="0"/>
-        </w:rPr>
-        <w:t xml:space="preserve"> </w:t>
-      </w:r>
-      <w:r>
-        <w:rPr>
-          <w:b w:val="1"/>
-          <w:bCs w:val="1"/>
-          <w:color w:val="ff0000"/>
-          <w:rtl w:val="0"/>
-        </w:rPr>
-        <w:t xml:space="preserve">Unloading</w:t>
-        <w:br w:type="textWrapping"/>
-      </w:r>
-      <w:r>
-        <w:rPr>
-          <w:rtl w:val="0"/>
-        </w:rPr>
-        <w:t xml:space="preserve">The decoder creates this response sequentially.</w:t>
-      </w:r>
-    </w:p>
-    <w:p>
-      <w:pPr>
-        <w:spacing w:after="0" w:before="0" w:line="240" w:lineRule="auto"/>
-        <w:rPr/>
-      </w:pPr>
-      <w:r>
-        <w:rPr>
-          <w:rtl w:val="0"/>
-        </w:rPr>
-      </w:r>
-    </w:p>
-    <w:p>
-      <w:pPr>
-        <w:pStyle w:val="Heading2"/>
-        <w:keepNext w:val="0"/>
-        <w:keepLines w:val="0"/>
-        <w:spacing w:after="0" w:before="0" w:line="240" w:lineRule="auto"/>
-        <w:rPr>
-          <w:b w:val="1"/>
-          <w:bCs w:val="1"/>
-          <w:sz w:val="28"/>
-          <w:szCs w:val="28"/>
-        </w:rPr>
-      </w:pPr>
-      <w:bookmarkStart w:colFirst="0" w:colLast="0" w:name="_d75k1e9mmoyr" w:id="23"/>
-      <w:bookmarkEnd w:id="23"/>
-      <w:r>
-        <w:rPr>
-          <w:b w:val="1"/>
-          <w:bCs w:val="1"/>
-          <w:sz w:val="28"/>
-          <w:szCs w:val="28"/>
-          <w:rtl w:val="0"/>
-        </w:rPr>
-        <w:t xml:space="preserve">Embedding: </w:t>
-      </w:r>
-    </w:p>
-    <w:p>
-      <w:pPr>
-        <w:spacing w:after="0" w:before="0" w:line="240" w:lineRule="auto"/>
-        <w:rPr/>
-      </w:pPr>
-      <w:r>
-        <w:rPr>
-          <w:rtl w:val="0"/>
-        </w:rPr>
-        <w:t xml:space="preserve">Embedding converts words into dense numerical vectors.</w:t>
-        <w:br w:type="textWrapping"/>
-        <w:t xml:space="preserve"> Similar words get similar vector representations in high-dimensional space.</w:t>
+        <w:t xml:space="preserve">Softmax converts raw prediction scores into probabilities.</w:t>
+        <w:br w:type="textWrapping"/>
+        <w:t xml:space="preserve"> The highest probability token becomes the output prediction.</w:t>
         <w:br w:type="textWrapping"/>
       </w:r>
     </w:p>
@@ -1606,163 +2026,20 @@
         <w:rPr>
           <w:b w:val="1"/>
           <w:bCs w:val="1"/>
-          <w:color w:val="ff0000"/>
-          <w:sz w:val="22"/>
-          <w:szCs w:val="22"/>
-        </w:rPr>
-      </w:pPr>
-      <w:bookmarkStart w:colFirst="0" w:colLast="0" w:name="_2calue7qysmk" w:id="24"/>
-      <w:bookmarkEnd w:id="24"/>
-      <w:r>
-        <w:rPr>
-          <w:b w:val="1"/>
-          <w:bCs w:val="1"/>
           <w:color w:val="000000"/>
           <w:sz w:val="26"/>
           <w:szCs w:val="26"/>
-          <w:rtl w:val="0"/>
-        </w:rPr>
-        <w:t xml:space="preserve">Logistics Example</w:t>
-        <w:br w:type="textWrapping"/>
-      </w:r>
-      <w:r>
-        <w:rPr>
-          <w:color w:val="000000"/>
-          <w:sz w:val="22"/>
-          <w:szCs w:val="22"/>
-          <w:rtl w:val="0"/>
-        </w:rPr>
-        <w:t xml:space="preserve">Words like:</w:t>
-        <w:br w:type="textWrapping"/>
-        <w:t xml:space="preserve">truck, shipment, carrier, transport</w:t>
-        <w:br w:type="textWrapping"/>
-      </w:r>
-      <w:r>
-        <w:rPr>
-          <w:b w:val="1"/>
-          <w:bCs w:val="1"/>
-          <w:color w:val="ff0000"/>
-          <w:sz w:val="22"/>
-          <w:szCs w:val="22"/>
-          <w:rtl w:val="0"/>
-        </w:rPr>
-        <w:t xml:space="preserve">will have nearby vector meanings because they belong to logistics context. </w:t>
-      </w:r>
-    </w:p>
-    <w:p>
-      <w:pPr>
-        <w:rPr/>
-      </w:pPr>
-      <w:r>
-        <w:rPr>
-          <w:rtl w:val="0"/>
-        </w:rPr>
-      </w:r>
-    </w:p>
-    <w:p>
-      <w:pPr>
-        <w:rPr/>
-      </w:pPr>
-      <w:r>
-        <w:rPr>
-          <w:rtl w:val="0"/>
-        </w:rPr>
-        <w:t xml:space="preserve">Similarly:</w:t>
-        <w:br w:type="textWrapping"/>
-        <w:t xml:space="preserve">delay, waiting, hold, pending</w:t>
-        <w:br w:type="textWrapping"/>
-        <w:t xml:space="preserve">may cluster semantically. </w:t>
-      </w:r>
-    </w:p>
-    <w:p>
-      <w:pPr>
-        <w:rPr/>
-      </w:pPr>
-      <w:r>
-        <w:rPr>
-          <w:rtl w:val="0"/>
-        </w:rPr>
-      </w:r>
-    </w:p>
-    <w:p>
-      <w:pPr>
-        <w:pStyle w:val="Heading2"/>
-        <w:keepNext w:val="0"/>
-        <w:keepLines w:val="0"/>
-        <w:spacing w:after="0" w:before="0" w:line="240" w:lineRule="auto"/>
-        <w:rPr>
-          <w:b w:val="1"/>
-          <w:bCs w:val="1"/>
-          <w:sz w:val="34"/>
-          <w:szCs w:val="34"/>
-        </w:rPr>
-      </w:pPr>
-      <w:bookmarkStart w:colFirst="0" w:colLast="0" w:name="_n43cm96ss914" w:id="25"/>
-      <w:bookmarkEnd w:id="25"/>
-      <w:r>
-        <w:rPr>
-          <w:b w:val="1"/>
-          <w:bCs w:val="1"/>
-          <w:sz w:val="34"/>
-          <w:szCs w:val="34"/>
-          <w:rtl w:val="0"/>
-        </w:rPr>
-        <w:t xml:space="preserve">Multi-Head Self-Attention:</w:t>
-      </w:r>
-    </w:p>
-    <w:p>
-      <w:pPr>
-        <w:spacing w:after="0" w:before="0" w:line="240" w:lineRule="auto"/>
-        <w:rPr/>
-      </w:pPr>
-      <w:r>
-        <w:rPr>
-          <w:rtl w:val="0"/>
-        </w:rPr>
-        <w:t xml:space="preserve">Self-attention allows</w:t>
-      </w:r>
-      <w:r>
-        <w:rPr>
-          <w:b w:val="1"/>
-          <w:bCs w:val="1"/>
-          <w:color w:val="ff0000"/>
-          <w:rtl w:val="0"/>
-        </w:rPr>
-        <w:t xml:space="preserve"> each word to look at other words in the same sentence</w:t>
-      </w:r>
-      <w:r>
-        <w:rPr>
-          <w:rtl w:val="0"/>
-        </w:rPr>
-        <w:t xml:space="preserve">.</w:t>
-        <w:br w:type="textWrapping"/>
-        <w:t xml:space="preserve"> Multi-head means multiple attention mechanisms learn different relationships simultaneously.</w:t>
-        <w:br w:type="textWrapping"/>
-      </w:r>
-    </w:p>
-    <w:p>
-      <w:pPr>
-        <w:pStyle w:val="Heading3"/>
-        <w:keepNext w:val="0"/>
-        <w:keepLines w:val="0"/>
-        <w:spacing w:after="0" w:before="0" w:line="240" w:lineRule="auto"/>
+        </w:rPr>
+      </w:pPr>
+      <w:bookmarkStart w:colFirst="0" w:colLast="0" w:name="_7re5acjfwzn9" w:id="27"/>
+      <w:bookmarkEnd w:id="27"/>
+      <w:r>
         <w:rPr>
           <w:b w:val="1"/>
           <w:bCs w:val="1"/>
           <w:color w:val="000000"/>
           <w:sz w:val="26"/>
           <w:szCs w:val="26"/>
-        </w:rPr>
-      </w:pPr>
-      <w:bookmarkStart w:colFirst="0" w:colLast="0" w:name="_727etzi9369z" w:id="26"/>
-      <w:bookmarkEnd w:id="26"/>
-      <w:r>
-        <w:rPr>
-          <w:b w:val="1"/>
-          <w:bCs w:val="1"/>
-          <w:color w:val="000000"/>
-          <w:sz w:val="26"/>
-          <w:szCs w:val="26"/>
           <w:rtl w:val="0"/>
         </w:rPr>
         <w:t xml:space="preserve">Logistics Example</w:t>
@@ -1777,7 +2054,42 @@
         <w:rPr>
           <w:rtl w:val="0"/>
         </w:rPr>
-        <w:t xml:space="preserve">Email:</w:t>
+        <w:t xml:space="preserve">Model logits:</w:t>
+        <w:br w:type="textWrapping"/>
+        <w:t xml:space="preserve">Loading   = 2.1</w:t>
+        <w:br w:type="textWrapping"/>
+        <w:t xml:space="preserve">Unloading = 8.7</w:t>
+      </w:r>
+    </w:p>
+    <w:p>
+      <w:pPr>
+        <w:spacing w:line="240" w:lineRule="auto"/>
+        <w:rPr>
+          <w:b w:val="1"/>
+          <w:bCs w:val="1"/>
+          <w:color w:val="ff0000"/>
+        </w:rPr>
+      </w:pPr>
+      <w:r>
+        <w:rPr>
+          <w:rtl w:val="0"/>
+        </w:rPr>
+        <w:t xml:space="preserve">WH slot  = 1.2</w:t>
+        <w:br w:type="textWrapping"/>
+        <w:br w:type="textWrapping"/>
+        <w:t xml:space="preserve">After Softmax: </w:t>
+        <w:br w:type="textWrapping"/>
+        <w:t xml:space="preserve">Waiting for Unloading = 97% </w:t>
+        <w:br w:type="textWrapping"/>
+      </w:r>
+      <w:r>
+        <w:rPr>
+          <w:b w:val="1"/>
+          <w:bCs w:val="1"/>
+          <w:color w:val="ff0000"/>
+          <w:rtl w:val="0"/>
+        </w:rPr>
+        <w:t xml:space="preserve">Model selects that scenario. </w:t>
       </w:r>
     </w:p>
     <w:p>
@@ -1789,10 +2101,893 @@
         <w:rPr>
           <w:rtl w:val="0"/>
         </w:rPr>
-        <w:t xml:space="preserve">Truck reached warehouse but unloading has not started</w:t>
-        <w:br w:type="textWrapping"/>
-        <w:br w:type="textWrapping"/>
-        <w:t xml:space="preserve">One attention head may focus on:</w:t>
+      </w:r>
+    </w:p>
+    <w:p>
+      <w:pPr>
+        <w:rPr>
+          <w:b w:val="1"/>
+          <w:bCs w:val="1"/>
+          <w:sz w:val="24"/>
+          <w:szCs w:val="24"/>
+        </w:rPr>
+      </w:pPr>
+      <w:r>
+        <w:rPr>
+          <w:b w:val="1"/>
+          <w:bCs w:val="1"/>
+          <w:sz w:val="24"/>
+          <w:szCs w:val="24"/>
+          <w:rtl w:val="0"/>
+        </w:rPr>
+        <w:t xml:space="preserve">Quantization: FP16</w:t>
+      </w:r>
+    </w:p>
+    <w:p>
+      <w:pPr>
+        <w:rPr/>
+      </w:pPr>
+      <w:r>
+        <w:rPr>
+          <w:rtl w:val="0"/>
+        </w:rPr>
+        <w:t xml:space="preserve">Let's store Pi: 3.141592</w:t>
+      </w:r>
+    </w:p>
+    <w:p>
+      <w:pPr>
+        <w:rPr/>
+      </w:pPr>
+      <w:r>
+        <w:rPr>
+          <w:rtl w:val="0"/>
+        </w:rPr>
+        <w:t xml:space="preserve">MIN                        0.0                        MAX</w:t>
+      </w:r>
+    </w:p>
+    <w:p>
+      <w:pPr>
+        <w:rPr/>
+      </w:pPr>
+      <w:r>
+        <w:rPr>
+          <w:rtl w:val="0"/>
+        </w:rPr>
+        <w:t xml:space="preserve">-3e^38    </w:t>
+        <w:tab/>
+        <w:t xml:space="preserve">          |                          +3e^38</w:t>
+      </w:r>
+    </w:p>
+    <w:p>
+      <w:pPr>
+        <w:rPr/>
+      </w:pPr>
+      <w:r>
+        <w:rPr>
+          <w:rtl w:val="0"/>
+        </w:rPr>
+        <w:t xml:space="preserve">----------------------------|-------------------------------</w:t>
+      </w:r>
+    </w:p>
+    <w:p>
+      <w:pPr>
+        <w:rPr/>
+      </w:pPr>
+      <w:r>
+        <w:rPr>
+          <w:rtl w:val="0"/>
+        </w:rPr>
+        <w:t xml:space="preserve">                                     </w:t>
+      </w:r>
+    </w:p>
+    <w:p>
+      <w:pPr>
+        <w:rPr/>
+      </w:pPr>
+      <w:r>
+        <w:rPr>
+          <w:rtl w:val="0"/>
+        </w:rPr>
+        <w:t xml:space="preserve">                 3.1415920257568359375</w:t>
+      </w:r>
+    </w:p>
+    <w:p>
+      <w:pPr>
+        <w:ind w:left="2160" w:firstLine="0"/>
+        <w:rPr/>
+      </w:pPr>
+      <w:r>
+        <w:rPr>
+          <w:rtl w:val="0"/>
+        </w:rPr>
+        <w:t xml:space="preserve">|</w:t>
+      </w:r>
+    </w:p>
+    <w:p>
+      <w:pPr>
+        <w:ind w:left="2160" w:firstLine="0"/>
+        <w:rPr/>
+      </w:pPr>
+      <w:r>
+        <w:rPr>
+          <w:rtl w:val="0"/>
+        </w:rPr>
+        <w:t xml:space="preserve">|</w:t>
+      </w:r>
+    </w:p>
+    <w:p>
+      <w:pPr>
+        <w:ind w:left="2160" w:firstLine="0"/>
+        <w:rPr/>
+      </w:pPr>
+      <w:r>
+        <w:rPr>
+          <w:rtl w:val="0"/>
+        </w:rPr>
+        <w:t xml:space="preserve">|</w:t>
+      </w:r>
+    </w:p>
+    <w:p>
+      <w:pPr>
+        <w:ind w:left="2160" w:firstLine="0"/>
+        <w:rPr/>
+      </w:pPr>
+      <w:r>
+        <w:rPr>
+          <w:rtl w:val="0"/>
+        </w:rPr>
+        <w:t xml:space="preserve">|</w:t>
+      </w:r>
+    </w:p>
+    <w:p>
+      <w:pPr>
+        <w:ind w:left="2160" w:firstLine="0"/>
+        <w:rPr/>
+      </w:pPr>
+      <w:r>
+        <w:rPr>
+          <w:rtl w:val="0"/>
+        </w:rPr>
+        <w:t xml:space="preserve">|</w:t>
+      </w:r>
+    </w:p>
+    <w:p>
+      <w:pPr>
+        <w:ind w:left="2160" w:firstLine="0"/>
+        <w:rPr/>
+      </w:pPr>
+      <w:r>
+        <w:rPr>
+          <w:rtl w:val="0"/>
+        </w:rPr>
+        <w:t xml:space="preserve">|</w:t>
+      </w:r>
+    </w:p>
+    <w:p>
+      <w:pPr>
+        <w:ind w:left="2160" w:firstLine="0"/>
+        <w:rPr/>
+      </w:pPr>
+      <w:r>
+        <w:rPr>
+          <w:rtl w:val="0"/>
+        </w:rPr>
+        <w:t xml:space="preserve">|</w:t>
+      </w:r>
+    </w:p>
+    <w:p>
+      <w:pPr>
+        <w:ind w:left="2160" w:firstLine="0"/>
+        <w:rPr/>
+      </w:pPr>
+      <w:r>
+        <w:rPr>
+          <w:rtl w:val="0"/>
+        </w:rPr>
+        <w:t xml:space="preserve">|</w:t>
+      </w:r>
+    </w:p>
+    <w:p>
+      <w:pPr>
+        <w:rPr/>
+      </w:pPr>
+      <w:r>
+        <w:rPr>
+          <w:rtl w:val="0"/>
+        </w:rPr>
+        <w:t xml:space="preserve">        MIN                                            MAX</w:t>
+      </w:r>
+    </w:p>
+    <w:p>
+      <w:pPr>
+        <w:rPr/>
+      </w:pPr>
+      <w:r>
+        <w:rPr>
+          <w:rtl w:val="0"/>
+        </w:rPr>
+        <w:t xml:space="preserve">        - 65504 -------------|----------------- 65504</w:t>
+      </w:r>
+    </w:p>
+    <w:p>
+      <w:pPr>
+        <w:rPr/>
+      </w:pPr>
+      <w:r>
+        <w:rPr>
+          <w:rtl w:val="0"/>
+        </w:rPr>
+        <w:t xml:space="preserve">                                    0</w:t>
+      </w:r>
+    </w:p>
+    <w:p>
+      <w:pPr>
+        <w:rPr/>
+      </w:pPr>
+      <w:r>
+        <w:rPr>
+          <w:rtl w:val="0"/>
+        </w:rPr>
+        <w:t xml:space="preserve">                         3.140625 </w:t>
+      </w:r>
+      <w:r>
+        <w:rPr>
+          <w:rtl w:val="0"/>
+        </w:rPr>
+      </w:r>
+    </w:p>
+    <w:p>
+      <w:pPr>
+        <w:spacing w:after="0" w:before="0" w:line="240" w:lineRule="auto"/>
+        <w:rPr/>
+      </w:pPr>
+      <w:r>
+        <w:rPr>
+          <w:rtl w:val="0"/>
+        </w:rPr>
+        <w:br w:type="textWrapping"/>
+        <w:t xml:space="preserve">FP32     4 bytes memory -</w:t>
+      </w:r>
+    </w:p>
+    <w:p>
+      <w:pPr>
+        <w:spacing w:line="240" w:lineRule="auto"/>
+        <w:rPr/>
+      </w:pPr>
+      <w:r>
+        <w:rPr>
+          <w:rtl w:val="0"/>
+        </w:rPr>
+        <w:t xml:space="preserve">0        10000000        10010010000111111011000</w:t>
+      </w:r>
+    </w:p>
+    <w:p>
+      <w:pPr>
+        <w:spacing w:line="240" w:lineRule="auto"/>
+        <w:rPr/>
+      </w:pPr>
+      <w:r>
+        <w:rPr>
+          <w:rtl w:val="0"/>
+        </w:rPr>
+        <w:t xml:space="preserve">|              |------|            |-----------------------|</w:t>
+      </w:r>
+    </w:p>
+    <w:p>
+      <w:pPr>
+        <w:spacing w:line="240" w:lineRule="auto"/>
+        <w:rPr/>
+      </w:pPr>
+      <w:r>
+        <w:rPr>
+          <w:rtl w:val="0"/>
+        </w:rPr>
+        <w:t xml:space="preserve">Sign     Exponent          Fraction</w:t>
+      </w:r>
+    </w:p>
+    <w:p>
+      <w:pPr>
+        <w:spacing w:line="240" w:lineRule="auto"/>
+        <w:rPr/>
+      </w:pPr>
+      <w:r>
+        <w:rPr>
+          <w:rtl w:val="0"/>
+        </w:rPr>
+        <w:t xml:space="preserve">1 bit       8 bits                23 bits</w:t>
+      </w:r>
+    </w:p>
+    <w:p>
+      <w:pPr>
+        <w:spacing w:after="0" w:before="0" w:line="240" w:lineRule="auto"/>
+        <w:rPr/>
+      </w:pPr>
+      <w:r>
+        <w:rPr>
+          <w:rtl w:val="0"/>
+        </w:rPr>
+        <w:br w:type="textWrapping"/>
+        <w:t xml:space="preserve">FP16     2 bytes memory -</w:t>
+      </w:r>
+    </w:p>
+    <w:p>
+      <w:pPr>
+        <w:spacing w:line="240" w:lineRule="auto"/>
+        <w:rPr/>
+      </w:pPr>
+      <w:r>
+        <w:rPr>
+          <w:rtl w:val="0"/>
+        </w:rPr>
+        <w:t xml:space="preserve">0          10000           1001001000</w:t>
+      </w:r>
+    </w:p>
+    <w:p>
+      <w:pPr>
+        <w:spacing w:line="240" w:lineRule="auto"/>
+        <w:rPr/>
+      </w:pPr>
+      <w:r>
+        <w:rPr>
+          <w:rtl w:val="0"/>
+        </w:rPr>
+        <w:t xml:space="preserve">|            |---|                 |---------|</w:t>
+      </w:r>
+    </w:p>
+    <w:p>
+      <w:pPr>
+        <w:spacing w:line="240" w:lineRule="auto"/>
+        <w:rPr/>
+      </w:pPr>
+      <w:r>
+        <w:rPr>
+          <w:rtl w:val="0"/>
+        </w:rPr>
+        <w:t xml:space="preserve">Sign     Exponent        Fraction</w:t>
+      </w:r>
+    </w:p>
+    <w:p>
+      <w:pPr>
+        <w:spacing w:line="240" w:lineRule="auto"/>
+        <w:rPr/>
+      </w:pPr>
+      <w:r>
+        <w:rPr>
+          <w:rtl w:val="0"/>
+        </w:rPr>
+        <w:t xml:space="preserve">1 bit        5 bits               10 bits</w:t>
+      </w:r>
+    </w:p>
+    <w:p>
+      <w:pPr>
+        <w:spacing w:after="0" w:before="0" w:line="240" w:lineRule="auto"/>
+        <w:rPr/>
+      </w:pPr>
+      <w:r>
+        <w:rPr>
+          <w:rtl w:val="0"/>
+        </w:rPr>
+      </w:r>
+    </w:p>
+    <w:p>
+      <w:pPr>
+        <w:spacing w:after="240" w:before="240" w:lineRule="auto"/>
+        <w:rPr>
+          <w:b w:val="1"/>
+          <w:bCs w:val="1"/>
+          <w:color w:val="ff0000"/>
+        </w:rPr>
+      </w:pPr>
+      <w:r>
+        <w:rPr>
+          <w:rtl w:val="0"/>
+        </w:rPr>
+        <w:t xml:space="preserve">Main point:</w:t>
+        <w:br w:type="textWrapping"/>
+      </w:r>
+      <w:r>
+        <w:rPr>
+          <w:b w:val="1"/>
+          <w:bCs w:val="1"/>
+          <w:color w:val="ff0000"/>
+          <w:rtl w:val="0"/>
+        </w:rPr>
+        <w:t xml:space="preserve">FP32 stores Pi more precisely: 3.1415920257568359375</w:t>
+        <w:br w:type="textWrapping"/>
+        <w:t xml:space="preserve">FP16 stores an approximated/rounded value: 3.140625</w:t>
+        <w:br w:type="textWrapping"/>
+        <w:t xml:space="preserve">So, FP16 uses less memory but loses precision. </w:t>
+      </w:r>
+    </w:p>
+    <w:p>
+      <w:pPr>
+        <w:spacing w:after="240" w:before="240" w:lineRule="auto"/>
+        <w:rPr/>
+      </w:pPr>
+      <w:r>
+        <w:rPr>
+          <w:rFonts w:ascii="Arial Unicode MS" w:cs="Arial Unicode MS" w:eastAsia="Arial Unicode MS" w:hAnsi="Arial Unicode MS"/>
+          <w:rtl w:val="0"/>
+        </w:rPr>
+        <w:t xml:space="preserve">3e^38 = 3 × 10,000000000000000000000000000000000000000 </w:t>
+        <w:br w:type="textWrapping"/>
+        <w:t xml:space="preserve">3 multiplied by 10 raised to the power 38 </w:t>
+        <w:br w:type="textWrapping"/>
+        <w:br w:type="textWrapping"/>
+        <w:t xml:space="preserve">So for FP32: </w:t>
+        <w:br w:type="textWrapping"/>
+        <w:t xml:space="preserve">Minimum ≈ -3 × 10^38</w:t>
+        <w:br w:type="textWrapping"/>
+        <w:t xml:space="preserve">Maximum ≈ +3 × 10^38</w:t>
+        <w:br w:type="textWrapping"/>
+      </w:r>
+      <w:r>
+        <w:rPr>
+          <w:b w:val="1"/>
+          <w:bCs w:val="1"/>
+          <w:rtl w:val="0"/>
+        </w:rPr>
+        <w:t xml:space="preserve">Meaning FP32 can represent very huge positive and negative values. </w:t>
+      </w:r>
+      <w:r>
+        <w:rPr>
+          <w:rtl w:val="0"/>
+        </w:rPr>
+        <w:br w:type="textWrapping"/>
+        <w:br w:type="textWrapping"/>
+        <w:t xml:space="preserve">For FP16, the range becomes much smaller: </w:t>
+        <w:br w:type="textWrapping"/>
+        <w:t xml:space="preserve">-65504 to +65504</w:t>
+        <w:br w:type="textWrapping"/>
+      </w:r>
+      <w:r>
+        <w:rPr>
+          <w:b w:val="1"/>
+          <w:bCs w:val="1"/>
+          <w:rtl w:val="0"/>
+        </w:rPr>
+        <w:t xml:space="preserve">because FP16 uses fewer exponent bits. </w:t>
+      </w:r>
+      <w:r>
+        <w:rPr>
+          <w:rtl w:val="0"/>
+        </w:rPr>
+      </w:r>
+    </w:p>
+    <w:tbl>
+      <w:tblPr>
+        <w:tblStyle w:val="Table1"/>
+        <w:tblpPr w:leftFromText="180" w:rightFromText="180" w:topFromText="180" w:bottomFromText="180" w:vertAnchor="text" w:horzAnchor="text" w:tblpX="0" w:tblpY="0"/>
+        <w:tblW w:w="6480.0" w:type="dxa"/>
+        <w:jc w:val="left"/>
+        <w:tblBorders>
+          <w:top w:color="000000" w:space="0" w:sz="8" w:val="single"/>
+          <w:left w:color="000000" w:space="0" w:sz="8" w:val="single"/>
+          <w:bottom w:color="000000" w:space="0" w:sz="8" w:val="single"/>
+          <w:right w:color="000000" w:space="0" w:sz="8" w:val="single"/>
+          <w:insideH w:color="000000" w:space="0" w:sz="8" w:val="single"/>
+          <w:insideV w:color="000000" w:space="0" w:sz="8" w:val="single"/>
+        </w:tblBorders>
+        <w:tblLayout w:type="fixed"/>
+        <w:tblLook w:val="0600"/>
+      </w:tblPr>
+      <w:tblGrid>
+        <w:gridCol w:w="870"/>
+        <w:gridCol w:w="1230"/>
+        <w:gridCol w:w="1695"/>
+        <w:gridCol w:w="1365"/>
+        <w:gridCol w:w="1320"/>
+        <w:tblGridChange w:id="0">
+          <w:tblGrid>
+            <w:gridCol w:w="870"/>
+            <w:gridCol w:w="1230"/>
+            <w:gridCol w:w="1695"/>
+            <w:gridCol w:w="1365"/>
+            <w:gridCol w:w="1320"/>
+          </w:tblGrid>
+        </w:tblGridChange>
+      </w:tblGrid>
+      <w:tr>
+        <w:trPr>
+          <w:cantSplit w:val="0"/>
+          <w:trHeight w:val="500" w:hRule="atLeast"/>
+          <w:tblHeader w:val="0"/>
+        </w:trPr>
+        <w:tc>
+          <w:tcPr>
+            <w:shd w:fill="ffffff" w:val="clear"/>
+          </w:tcPr>
+          <w:p>
+            <w:pPr>
+              <w:spacing w:line="240" w:lineRule="auto"/>
+              <w:jc w:val="center"/>
+              <w:rPr/>
+            </w:pPr>
+            <w:r>
+              <w:rPr>
+                <w:b w:val="1"/>
+                <w:bCs w:val="1"/>
+                <w:rtl w:val="0"/>
+              </w:rPr>
+              <w:t xml:space="preserve">Type</w:t>
+            </w:r>
+            <w:r>
+              <w:rPr>
+                <w:rtl w:val="0"/>
+              </w:rPr>
+            </w:r>
+          </w:p>
+        </w:tc>
+        <w:tc>
+          <w:tcPr>
+            <w:shd w:fill="ffffff" w:val="clear"/>
+          </w:tcPr>
+          <w:p>
+            <w:pPr>
+              <w:spacing w:line="240" w:lineRule="auto"/>
+              <w:jc w:val="center"/>
+              <w:rPr/>
+            </w:pPr>
+            <w:r>
+              <w:rPr>
+                <w:b w:val="1"/>
+                <w:bCs w:val="1"/>
+                <w:rtl w:val="0"/>
+              </w:rPr>
+              <w:t xml:space="preserve">Memory</w:t>
+            </w:r>
+            <w:r>
+              <w:rPr>
+                <w:rtl w:val="0"/>
+              </w:rPr>
+            </w:r>
+          </w:p>
+        </w:tc>
+        <w:tc>
+          <w:tcPr>
+            <w:shd w:fill="ffffff" w:val="clear"/>
+          </w:tcPr>
+          <w:p>
+            <w:pPr>
+              <w:spacing w:line="240" w:lineRule="auto"/>
+              <w:jc w:val="center"/>
+              <w:rPr/>
+            </w:pPr>
+            <w:r>
+              <w:rPr>
+                <w:b w:val="1"/>
+                <w:bCs w:val="1"/>
+                <w:rtl w:val="0"/>
+              </w:rPr>
+              <w:t xml:space="preserve">Exponent Bits</w:t>
+            </w:r>
+            <w:r>
+              <w:rPr>
+                <w:rtl w:val="0"/>
+              </w:rPr>
+            </w:r>
+          </w:p>
+        </w:tc>
+        <w:tc>
+          <w:tcPr>
+            <w:shd w:fill="ffffff" w:val="clear"/>
+          </w:tcPr>
+          <w:p>
+            <w:pPr>
+              <w:spacing w:line="240" w:lineRule="auto"/>
+              <w:jc w:val="center"/>
+              <w:rPr/>
+            </w:pPr>
+            <w:r>
+              <w:rPr>
+                <w:b w:val="1"/>
+                <w:bCs w:val="1"/>
+                <w:rtl w:val="0"/>
+              </w:rPr>
+              <w:t xml:space="preserve">Precision</w:t>
+            </w:r>
+            <w:r>
+              <w:rPr>
+                <w:rtl w:val="0"/>
+              </w:rPr>
+            </w:r>
+          </w:p>
+        </w:tc>
+        <w:tc>
+          <w:tcPr>
+            <w:shd w:fill="ffffff" w:val="clear"/>
+          </w:tcPr>
+          <w:p>
+            <w:pPr>
+              <w:spacing w:line="240" w:lineRule="auto"/>
+              <w:jc w:val="center"/>
+              <w:rPr/>
+            </w:pPr>
+            <w:r>
+              <w:rPr>
+                <w:b w:val="1"/>
+                <w:bCs w:val="1"/>
+                <w:rtl w:val="0"/>
+              </w:rPr>
+              <w:t xml:space="preserve">Range</w:t>
+            </w:r>
+            <w:r>
+              <w:rPr>
+                <w:rtl w:val="0"/>
+              </w:rPr>
+            </w:r>
+          </w:p>
+        </w:tc>
+      </w:tr>
+      <w:tr>
+        <w:trPr>
+          <w:cantSplit w:val="0"/>
+          <w:trHeight w:val="500" w:hRule="atLeast"/>
+          <w:tblHeader w:val="0"/>
+        </w:trPr>
+        <w:tc>
+          <w:tcPr>
+            <w:shd w:fill="ffffff" w:val="clear"/>
+          </w:tcPr>
+          <w:p>
+            <w:pPr>
+              <w:spacing w:line="240" w:lineRule="auto"/>
+              <w:rPr/>
+            </w:pPr>
+            <w:r>
+              <w:rPr>
+                <w:rtl w:val="0"/>
+              </w:rPr>
+              <w:t xml:space="preserve">FP32</w:t>
+            </w:r>
+          </w:p>
+        </w:tc>
+        <w:tc>
+          <w:tcPr>
+            <w:shd w:fill="ffffff" w:val="clear"/>
+          </w:tcPr>
+          <w:p>
+            <w:pPr>
+              <w:spacing w:line="240" w:lineRule="auto"/>
+              <w:rPr/>
+            </w:pPr>
+            <w:r>
+              <w:rPr>
+                <w:rtl w:val="0"/>
+              </w:rPr>
+              <w:t xml:space="preserve">4 bytes</w:t>
+            </w:r>
+          </w:p>
+        </w:tc>
+        <w:tc>
+          <w:tcPr>
+            <w:shd w:fill="ffffff" w:val="clear"/>
+          </w:tcPr>
+          <w:p>
+            <w:pPr>
+              <w:spacing w:line="240" w:lineRule="auto"/>
+              <w:rPr/>
+            </w:pPr>
+            <w:r>
+              <w:rPr>
+                <w:rtl w:val="0"/>
+              </w:rPr>
+              <w:t xml:space="preserve">8 bits</w:t>
+            </w:r>
+          </w:p>
+        </w:tc>
+        <w:tc>
+          <w:tcPr>
+            <w:shd w:fill="ffffff" w:val="clear"/>
+          </w:tcPr>
+          <w:p>
+            <w:pPr>
+              <w:spacing w:line="240" w:lineRule="auto"/>
+              <w:rPr/>
+            </w:pPr>
+            <w:r>
+              <w:rPr>
+                <w:rtl w:val="0"/>
+              </w:rPr>
+              <w:t xml:space="preserve">High</w:t>
+            </w:r>
+          </w:p>
+        </w:tc>
+        <w:tc>
+          <w:tcPr>
+            <w:shd w:fill="ffffff" w:val="clear"/>
+          </w:tcPr>
+          <w:p>
+            <w:pPr>
+              <w:spacing w:line="240" w:lineRule="auto"/>
+              <w:rPr/>
+            </w:pPr>
+            <w:r>
+              <w:rPr>
+                <w:rtl w:val="0"/>
+              </w:rPr>
+              <w:t xml:space="preserve">Very large</w:t>
+            </w:r>
+          </w:p>
+        </w:tc>
+      </w:tr>
+      <w:tr>
+        <w:trPr>
+          <w:cantSplit w:val="0"/>
+          <w:trHeight w:val="1075.95703125" w:hRule="atLeast"/>
+          <w:tblHeader w:val="0"/>
+        </w:trPr>
+        <w:tc>
+          <w:tcPr>
+            <w:shd w:fill="ffffff" w:val="clear"/>
+          </w:tcPr>
+          <w:p>
+            <w:pPr>
+              <w:spacing w:line="240" w:lineRule="auto"/>
+              <w:rPr/>
+            </w:pPr>
+            <w:r>
+              <w:rPr>
+                <w:rtl w:val="0"/>
+              </w:rPr>
+              <w:t xml:space="preserve">FP16</w:t>
+            </w:r>
+          </w:p>
+        </w:tc>
+        <w:tc>
+          <w:tcPr>
+            <w:shd w:fill="ffffff" w:val="clear"/>
+          </w:tcPr>
+          <w:p>
+            <w:pPr>
+              <w:spacing w:line="240" w:lineRule="auto"/>
+              <w:rPr/>
+            </w:pPr>
+            <w:r>
+              <w:rPr>
+                <w:rtl w:val="0"/>
+              </w:rPr>
+              <w:t xml:space="preserve">2 bytes</w:t>
+            </w:r>
+          </w:p>
+        </w:tc>
+        <w:tc>
+          <w:tcPr>
+            <w:shd w:fill="ffffff" w:val="clear"/>
+          </w:tcPr>
+          <w:p>
+            <w:pPr>
+              <w:spacing w:line="240" w:lineRule="auto"/>
+              <w:rPr/>
+            </w:pPr>
+            <w:r>
+              <w:rPr>
+                <w:rtl w:val="0"/>
+              </w:rPr>
+              <w:t xml:space="preserve">5 bits</w:t>
+            </w:r>
+          </w:p>
+        </w:tc>
+        <w:tc>
+          <w:tcPr>
+            <w:shd w:fill="ffffff" w:val="clear"/>
+          </w:tcPr>
+          <w:p>
+            <w:pPr>
+              <w:spacing w:line="240" w:lineRule="auto"/>
+              <w:rPr/>
+            </w:pPr>
+            <w:r>
+              <w:rPr>
+                <w:rtl w:val="0"/>
+              </w:rPr>
+              <w:t xml:space="preserve">Lower</w:t>
+            </w:r>
+          </w:p>
+        </w:tc>
+        <w:tc>
+          <w:tcPr>
+            <w:shd w:fill="ffffff" w:val="clear"/>
+          </w:tcPr>
+          <w:p>
+            <w:pPr>
+              <w:spacing w:line="240" w:lineRule="auto"/>
+              <w:rPr/>
+            </w:pPr>
+            <w:r>
+              <w:rPr>
+                <w:rtl w:val="0"/>
+              </w:rPr>
+              <w:t xml:space="preserve">Smaller</w:t>
+            </w:r>
+          </w:p>
+        </w:tc>
+      </w:tr>
+    </w:tbl>
+    <w:p>
+      <w:pPr>
+        <w:spacing w:after="240" w:before="240" w:lineRule="auto"/>
+        <w:rPr/>
+      </w:pPr>
+      <w:r>
+        <w:rPr>
+          <w:rtl w:val="0"/>
+        </w:rPr>
+      </w:r>
+    </w:p>
+    <w:p>
+      <w:pPr>
+        <w:rPr/>
+      </w:pPr>
+      <w:r>
+        <w:rPr>
+          <w:rtl w:val="0"/>
+        </w:rPr>
+      </w:r>
+    </w:p>
+    <w:p>
+      <w:pPr>
+        <w:rPr/>
+      </w:pPr>
+      <w:r>
+        <w:rPr>
+          <w:rtl w:val="0"/>
+        </w:rPr>
+      </w:r>
+    </w:p>
+    <w:p>
+      <w:pPr>
+        <w:rPr/>
+      </w:pPr>
+      <w:r>
+        <w:rPr>
+          <w:rtl w:val="0"/>
+        </w:rPr>
+      </w:r>
+    </w:p>
+    <w:p>
+      <w:pPr>
+        <w:spacing w:after="0" w:before="0" w:line="240" w:lineRule="auto"/>
+        <w:rPr/>
+      </w:pPr>
+      <w:r>
+        <w:rPr>
+          <w:rtl w:val="0"/>
+        </w:rPr>
+      </w:r>
+    </w:p>
+    <w:p>
+      <w:pPr>
+        <w:spacing w:after="0" w:before="0" w:line="240" w:lineRule="auto"/>
+        <w:rPr/>
+      </w:pPr>
+      <w:r>
+        <w:rPr>
+          <w:rtl w:val="0"/>
+        </w:rPr>
+      </w:r>
+    </w:p>
+    <w:p>
+      <w:pPr>
+        <w:spacing w:after="0" w:before="0" w:line="240" w:lineRule="auto"/>
+        <w:rPr/>
+      </w:pPr>
+      <w:r>
+        <w:rPr>
+          <w:rtl w:val="0"/>
+        </w:rPr>
+      </w:r>
+    </w:p>
+    <w:p>
+      <w:pPr>
+        <w:spacing w:after="0" w:before="0" w:line="240" w:lineRule="auto"/>
+        <w:rPr/>
+      </w:pPr>
+      <w:r>
+        <w:rPr>
+          <w:rtl w:val="0"/>
+        </w:rPr>
+        <w:t xml:space="preserve">The important concept is:</w:t>
       </w:r>
     </w:p>
     <w:p>
@@ -1803,54 +2998,140 @@
         </w:numPr>
         <w:spacing w:after="0" w:before="0" w:line="240" w:lineRule="auto"/>
         <w:ind w:left="720" w:hanging="360"/>
+        <w:rPr>
+          <w:u w:val="none"/>
+        </w:rPr>
       </w:pPr>
       <w:r>
         <w:rPr>
           <w:rFonts w:ascii="Arial Unicode MS" w:cs="Arial Unicode MS" w:eastAsia="Arial Unicode MS" w:hAnsi="Arial Unicode MS"/>
           <w:rtl w:val="0"/>
         </w:rPr>
-        <w:t xml:space="preserve">Truck ↔ warehouse</w:t>
-      </w:r>
-    </w:p>
-    <w:p>
-      <w:pPr>
-        <w:spacing w:after="0" w:before="0" w:line="240" w:lineRule="auto"/>
-        <w:rPr/>
-      </w:pPr>
-      <w:r>
-        <w:rPr>
-          <w:rtl w:val="0"/>
-        </w:rPr>
-        <w:t xml:space="preserve">Another may focus on:</w:t>
+        <w:t xml:space="preserve">More exponent bits → larger range of numbers</w:t>
       </w:r>
     </w:p>
     <w:p>
       <w:pPr>
         <w:numPr>
           <w:ilvl w:val="0"/>
-          <w:numId w:val="4"/>
+          <w:numId w:val="3"/>
         </w:numPr>
         <w:spacing w:after="0" w:before="0" w:line="240" w:lineRule="auto"/>
         <w:ind w:left="720" w:hanging="360"/>
+        <w:rPr>
+          <w:u w:val="none"/>
+        </w:rPr>
       </w:pPr>
       <w:r>
         <w:rPr>
           <w:rFonts w:ascii="Arial Unicode MS" w:cs="Arial Unicode MS" w:eastAsia="Arial Unicode MS" w:hAnsi="Arial Unicode MS"/>
           <w:rtl w:val="0"/>
         </w:rPr>
-        <w:t xml:space="preserve">unloading ↔ not started</w:t>
-      </w:r>
-    </w:p>
-    <w:p>
-      <w:pPr>
+        <w:t xml:space="preserve">More fraction bits → higher precision</w:t>
+      </w:r>
+    </w:p>
+    <w:p>
+      <w:pPr>
+        <w:numPr>
+          <w:ilvl w:val="0"/>
+          <w:numId w:val="3"/>
+        </w:numPr>
         <w:spacing w:after="0" w:before="0" w:line="240" w:lineRule="auto"/>
-        <w:rPr/>
-      </w:pPr>
-      <w:r>
-        <w:rPr>
-          <w:rtl w:val="0"/>
-        </w:rPr>
-        <w:t xml:space="preserve">Another may focus on:</w:t>
+        <w:ind w:left="720" w:hanging="360"/>
+        <w:rPr>
+          <w:u w:val="none"/>
+        </w:rPr>
+      </w:pPr>
+      <w:r>
+        <w:rPr>
+          <w:rFonts w:ascii="Arial Unicode MS" w:cs="Arial Unicode MS" w:eastAsia="Arial Unicode MS" w:hAnsi="Arial Unicode MS"/>
+          <w:rtl w:val="0"/>
+        </w:rPr>
+        <w:t xml:space="preserve">Fewer total bits → lower memory usage</w:t>
+      </w:r>
+    </w:p>
+    <w:p>
+      <w:pPr>
+        <w:spacing w:after="0" w:before="0" w:line="240" w:lineRule="auto"/>
+        <w:ind w:left="0" w:firstLine="0"/>
+        <w:rPr/>
+      </w:pPr>
+      <w:r>
+        <w:rPr>
+          <w:rtl w:val="0"/>
+        </w:rPr>
+      </w:r>
+    </w:p>
+    <w:p>
+      <w:pPr>
+        <w:spacing w:after="240" w:before="240" w:line="240" w:lineRule="auto"/>
+        <w:rPr/>
+      </w:pPr>
+      <w:r>
+        <w:rPr>
+          <w:rtl w:val="0"/>
+        </w:rPr>
+        <w:t xml:space="preserve">In deep learning quantization:</w:t>
+      </w:r>
+    </w:p>
+    <w:p>
+      <w:pPr>
+        <w:numPr>
+          <w:ilvl w:val="0"/>
+          <w:numId w:val="6"/>
+        </w:numPr>
+        <w:spacing w:after="0" w:afterAutospacing="0" w:before="240" w:line="240" w:lineRule="auto"/>
+        <w:ind w:left="720" w:hanging="360"/>
+      </w:pPr>
+      <w:r>
+        <w:rPr>
+          <w:rtl w:val="0"/>
+        </w:rPr>
+        <w:t xml:space="preserve">FP16 reduces GPU memory usage</w:t>
+      </w:r>
+    </w:p>
+    <w:p>
+      <w:pPr>
+        <w:numPr>
+          <w:ilvl w:val="0"/>
+          <w:numId w:val="6"/>
+        </w:numPr>
+        <w:spacing w:after="0" w:afterAutospacing="0" w:before="0" w:beforeAutospacing="0" w:line="240" w:lineRule="auto"/>
+        <w:ind w:left="720" w:hanging="360"/>
+      </w:pPr>
+      <w:r>
+        <w:rPr>
+          <w:rtl w:val="0"/>
+        </w:rPr>
+        <w:t xml:space="preserve">FP16 speeds up training/inference</w:t>
+      </w:r>
+    </w:p>
+    <w:p>
+      <w:pPr>
+        <w:numPr>
+          <w:ilvl w:val="0"/>
+          <w:numId w:val="6"/>
+        </w:numPr>
+        <w:spacing w:after="240" w:before="0" w:beforeAutospacing="0" w:line="240" w:lineRule="auto"/>
+        <w:ind w:left="720" w:hanging="360"/>
+      </w:pPr>
+      <w:r>
+        <w:rPr>
+          <w:rtl w:val="0"/>
+        </w:rPr>
+        <w:t xml:space="preserve">But FP16 loses numerical precision compared to FP32</w:t>
+      </w:r>
+    </w:p>
+    <w:p>
+      <w:pPr>
+        <w:spacing w:after="240" w:before="240" w:line="240" w:lineRule="auto"/>
+        <w:rPr/>
+      </w:pPr>
+      <w:r>
+        <w:rPr>
+          <w:rtl w:val="0"/>
+        </w:rPr>
+        <w:t xml:space="preserve">This is why modern GPUs use mixed precision training:</w:t>
       </w:r>
     </w:p>
     <w:p>
@@ -1859,275 +3140,72 @@
           <w:ilvl w:val="0"/>
           <w:numId w:val="1"/>
         </w:numPr>
+        <w:spacing w:after="0" w:afterAutospacing="0" w:before="240" w:line="240" w:lineRule="auto"/>
+        <w:ind w:left="720" w:hanging="360"/>
+      </w:pPr>
+      <w:r>
+        <w:rPr>
+          <w:rtl w:val="0"/>
+        </w:rPr>
+        <w:t xml:space="preserve">calculations partly in FP16</w:t>
+      </w:r>
+    </w:p>
+    <w:p>
+      <w:pPr>
+        <w:numPr>
+          <w:ilvl w:val="0"/>
+          <w:numId w:val="1"/>
+        </w:numPr>
+        <w:spacing w:after="240" w:before="0" w:beforeAutospacing="0" w:line="240" w:lineRule="auto"/>
+        <w:ind w:left="720" w:hanging="360"/>
+      </w:pPr>
+      <w:r>
+        <w:rPr>
+          <w:rtl w:val="0"/>
+        </w:rPr>
+        <w:t xml:space="preserve">sensitive operations in FP32</w:t>
+      </w:r>
+    </w:p>
+    <w:p>
+      <w:pPr>
         <w:spacing w:after="0" w:before="0" w:line="240" w:lineRule="auto"/>
-        <w:ind w:left="720" w:hanging="360"/>
-      </w:pPr>
-      <w:r>
-        <w:rPr>
-          <w:rtl w:val="0"/>
-        </w:rPr>
-        <w:t xml:space="preserve">temporal relationship</w:t>
+        <w:ind w:left="0" w:firstLine="0"/>
+        <w:rPr/>
+      </w:pPr>
+      <w:r>
+        <w:rPr>
+          <w:rtl w:val="0"/>
+        </w:rPr>
+        <w:t xml:space="preserve">&gt; WHat is the primary goal for quantization in model training?</w:t>
+        <w:br w:type="textWrapping"/>
+        <w:t xml:space="preserve">Reduce memory required for models</w:t>
       </w:r>
     </w:p>
     <w:p>
       <w:pPr>
         <w:spacing w:after="0" w:before="0" w:line="240" w:lineRule="auto"/>
-        <w:rPr/>
-      </w:pPr>
-      <w:r>
-        <w:rPr>
-          <w:rtl w:val="0"/>
-        </w:rPr>
-        <w:t xml:space="preserve">This is why Transformers understand context very well.</w:t>
-      </w:r>
-    </w:p>
-    <w:p>
-      <w:pPr>
-        <w:rPr/>
-      </w:pPr>
-      <w:r>
-        <w:rPr>
-          <w:rtl w:val="0"/>
-        </w:rPr>
-      </w:r>
-    </w:p>
-    <w:p>
-      <w:pPr>
-        <w:rPr/>
-      </w:pPr>
-      <w:r>
-        <w:rPr>
-          <w:rtl w:val="0"/>
-        </w:rPr>
-      </w:r>
-    </w:p>
-    <w:p>
-      <w:pPr>
-        <w:rPr/>
-      </w:pPr>
-      <w:r>
-        <w:rPr>
-          <w:rtl w:val="0"/>
-        </w:rPr>
-      </w:r>
-    </w:p>
-    <w:p>
-      <w:pPr>
-        <w:rPr/>
-      </w:pPr>
-      <w:r>
-        <w:rPr>
-          <w:rtl w:val="0"/>
-        </w:rPr>
-      </w:r>
-    </w:p>
-    <w:p>
-      <w:pPr>
-        <w:rPr/>
-      </w:pPr>
-      <w:r>
-        <w:rPr>
-          <w:rtl w:val="0"/>
-        </w:rPr>
-      </w:r>
-    </w:p>
-    <w:p>
-      <w:pPr>
-        <w:rPr/>
-      </w:pPr>
-      <w:r>
-        <w:rPr>
-          <w:rtl w:val="0"/>
-        </w:rPr>
-      </w:r>
-    </w:p>
-    <w:p>
-      <w:pPr>
-        <w:rPr/>
-      </w:pPr>
-      <w:r>
-        <w:rPr>
-          <w:rtl w:val="0"/>
-        </w:rPr>
-      </w:r>
-    </w:p>
-    <w:p>
-      <w:pPr>
-        <w:rPr/>
-      </w:pPr>
-      <w:r>
-        <w:rPr>
-          <w:rtl w:val="0"/>
-        </w:rPr>
-      </w:r>
-    </w:p>
-    <w:p>
-      <w:pPr>
-        <w:rPr/>
-      </w:pPr>
-      <w:r>
-        <w:rPr>
-          <w:rtl w:val="0"/>
-        </w:rPr>
+        <w:ind w:left="0" w:firstLine="0"/>
+        <w:rPr/>
+      </w:pPr>
+      <w:r>
+        <w:rPr>
+          <w:rtl w:val="0"/>
+        </w:rPr>
+        <w:br w:type="textWrapping"/>
+        <w:t xml:space="preserve">&gt; What kind of operation in deep learning does CUDA primarily accelerate?</w:t>
+        <w:br w:type="textWrapping"/>
+        <w:t xml:space="preserve">Matrix multiplication operations</w:t>
+        <w:br w:type="textWrapping"/>
+        <w:t xml:space="preserve">&gt; Which optimizer-related memory components are specifically mentioned as using GPU memory during training?</w:t>
+        <w:br w:type="textWrapping"/>
+        <w:t xml:space="preserve">Two Adam optimizer states</w:t>
+        <w:br w:type="textWrapping"/>
       </w:r>
     </w:p>
     <w:p>
       <w:pPr>
         <w:spacing w:after="0" w:before="0" w:line="240" w:lineRule="auto"/>
-        <w:rPr>
-          <w:b w:val="1"/>
-          <w:bCs w:val="1"/>
-          <w:sz w:val="34"/>
-          <w:szCs w:val="34"/>
-        </w:rPr>
-      </w:pPr>
-      <w:r>
-        <w:rPr>
-          <w:b w:val="1"/>
-          <w:bCs w:val="1"/>
-          <w:sz w:val="28"/>
-          <w:szCs w:val="28"/>
-          <w:rtl w:val="0"/>
-        </w:rPr>
-        <w:t xml:space="preserve">Softmax</w:t>
-      </w:r>
-      <w:r>
-        <w:rPr>
-          <w:b w:val="1"/>
-          <w:bCs w:val="1"/>
-          <w:sz w:val="34"/>
-          <w:szCs w:val="34"/>
-          <w:rtl w:val="0"/>
-        </w:rPr>
-        <w:t xml:space="preserve">:</w:t>
-      </w:r>
-    </w:p>
-    <w:p>
-      <w:pPr>
-        <w:spacing w:after="0" w:before="0" w:line="240" w:lineRule="auto"/>
-        <w:rPr/>
-      </w:pPr>
-      <w:r>
-        <w:rPr>
-          <w:rtl w:val="0"/>
-        </w:rPr>
-        <w:t xml:space="preserve">Softmax converts raw prediction scores into probabilities.</w:t>
-        <w:br w:type="textWrapping"/>
-        <w:t xml:space="preserve"> The highest probability token becomes the output prediction.</w:t>
-        <w:br w:type="textWrapping"/>
-      </w:r>
-    </w:p>
-    <w:p>
-      <w:pPr>
-        <w:pStyle w:val="Heading3"/>
-        <w:keepNext w:val="0"/>
-        <w:keepLines w:val="0"/>
-        <w:spacing w:after="0" w:before="0" w:line="240" w:lineRule="auto"/>
-        <w:rPr>
-          <w:b w:val="1"/>
-          <w:bCs w:val="1"/>
-          <w:color w:val="000000"/>
-          <w:sz w:val="26"/>
-          <w:szCs w:val="26"/>
-        </w:rPr>
-      </w:pPr>
-      <w:bookmarkStart w:colFirst="0" w:colLast="0" w:name="_7re5acjfwzn9" w:id="27"/>
-      <w:bookmarkEnd w:id="27"/>
-      <w:r>
-        <w:rPr>
-          <w:b w:val="1"/>
-          <w:bCs w:val="1"/>
-          <w:color w:val="000000"/>
-          <w:sz w:val="26"/>
-          <w:szCs w:val="26"/>
-          <w:rtl w:val="0"/>
-        </w:rPr>
-        <w:t xml:space="preserve">Logistics Example</w:t>
-      </w:r>
-    </w:p>
-    <w:p>
-      <w:pPr>
-        <w:spacing w:after="0" w:before="0" w:line="240" w:lineRule="auto"/>
-        <w:rPr/>
-      </w:pPr>
-      <w:r>
-        <w:rPr>
-          <w:rtl w:val="0"/>
-        </w:rPr>
-        <w:t xml:space="preserve">Model logits:</w:t>
-        <w:br w:type="textWrapping"/>
-        <w:t xml:space="preserve">Loading   = 2.1</w:t>
-        <w:br w:type="textWrapping"/>
-        <w:t xml:space="preserve">Unloading = 8.7</w:t>
-      </w:r>
-    </w:p>
-    <w:p>
-      <w:pPr>
-        <w:spacing w:line="240" w:lineRule="auto"/>
-        <w:rPr>
-          <w:b w:val="1"/>
-          <w:bCs w:val="1"/>
-          <w:color w:val="ff0000"/>
-        </w:rPr>
-      </w:pPr>
-      <w:r>
-        <w:rPr>
-          <w:rtl w:val="0"/>
-        </w:rPr>
-        <w:t xml:space="preserve">WH slot  = 1.2</w:t>
-        <w:br w:type="textWrapping"/>
-        <w:br w:type="textWrapping"/>
-        <w:t xml:space="preserve">After Softmax: </w:t>
-        <w:br w:type="textWrapping"/>
-        <w:t xml:space="preserve">Waiting for Unloading = 97% </w:t>
-        <w:br w:type="textWrapping"/>
-      </w:r>
-      <w:r>
-        <w:rPr>
-          <w:b w:val="1"/>
-          <w:bCs w:val="1"/>
-          <w:color w:val="ff0000"/>
-          <w:rtl w:val="0"/>
-        </w:rPr>
-        <w:t xml:space="preserve">Model selects that scenario. </w:t>
-      </w:r>
-    </w:p>
-    <w:p>
-      <w:pPr>
-        <w:spacing w:after="0" w:before="0" w:line="240" w:lineRule="auto"/>
-        <w:rPr/>
-      </w:pPr>
-      <w:r>
-        <w:rPr>
-          <w:rtl w:val="0"/>
-        </w:rPr>
-      </w:r>
-    </w:p>
-    <w:p>
-      <w:pPr>
-        <w:rPr/>
-      </w:pPr>
-      <w:r>
-        <w:rPr>
-          <w:rtl w:val="0"/>
-        </w:rPr>
-      </w:r>
-    </w:p>
-    <w:p>
-      <w:pPr>
-        <w:spacing w:after="0" w:before="0" w:line="240" w:lineRule="auto"/>
-        <w:rPr/>
-      </w:pPr>
-      <w:r>
-        <w:rPr>
-          <w:rtl w:val="0"/>
-        </w:rPr>
-        <w:br w:type="textWrapping"/>
-      </w:r>
-    </w:p>
-    <w:p>
-      <w:pPr>
-        <w:spacing w:after="240" w:before="240" w:lineRule="auto"/>
+        <w:ind w:left="0" w:firstLine="0"/>
         <w:rPr/>
       </w:pPr>
       <w:r>
@@ -2597,6 +3675,336 @@
       </w:rPr>
     </w:lvl>
   </w:abstractNum>
+  <w:abstractNum w:abstractNumId="5">
+    <w:lvl w:ilvl="0">
+      <w:start w:val="1"/>
+      <w:numFmt w:val="bullet"/>
+      <w:lvlText w:val="●"/>
+      <w:lvlJc w:val="left"/>
+      <w:pPr>
+        <w:ind w:left="720" w:hanging="360"/>
+      </w:pPr>
+      <w:rPr>
+        <w:u w:val="none"/>
+      </w:rPr>
+    </w:lvl>
+    <w:lvl w:ilvl="1">
+      <w:start w:val="1"/>
+      <w:numFmt w:val="bullet"/>
+      <w:lvlText w:val="○"/>
+      <w:lvlJc w:val="left"/>
+      <w:pPr>
+        <w:ind w:left="1440" w:hanging="360"/>
+      </w:pPr>
+      <w:rPr>
+        <w:u w:val="none"/>
+      </w:rPr>
+    </w:lvl>
+    <w:lvl w:ilvl="2">
+      <w:start w:val="1"/>
+      <w:numFmt w:val="bullet"/>
+      <w:lvlText w:val="■"/>
+      <w:lvlJc w:val="left"/>
+      <w:pPr>
+        <w:ind w:left="2160" w:hanging="360"/>
+      </w:pPr>
+      <w:rPr>
+        <w:u w:val="none"/>
+      </w:rPr>
+    </w:lvl>
+    <w:lvl w:ilvl="3">
+      <w:start w:val="1"/>
+      <w:numFmt w:val="bullet"/>
+      <w:lvlText w:val="●"/>
+      <w:lvlJc w:val="left"/>
+      <w:pPr>
+        <w:ind w:left="2880" w:hanging="360"/>
+      </w:pPr>
+      <w:rPr>
+        <w:u w:val="none"/>
+      </w:rPr>
+    </w:lvl>
+    <w:lvl w:ilvl="4">
+      <w:start w:val="1"/>
+      <w:numFmt w:val="bullet"/>
+      <w:lvlText w:val="○"/>
+      <w:lvlJc w:val="left"/>
+      <w:pPr>
+        <w:ind w:left="3600" w:hanging="360"/>
+      </w:pPr>
+      <w:rPr>
+        <w:u w:val="none"/>
+      </w:rPr>
+    </w:lvl>
+    <w:lvl w:ilvl="5">
+      <w:start w:val="1"/>
+      <w:numFmt w:val="bullet"/>
+      <w:lvlText w:val="■"/>
+      <w:lvlJc w:val="left"/>
+      <w:pPr>
+        <w:ind w:left="4320" w:hanging="360"/>
+      </w:pPr>
+      <w:rPr>
+        <w:u w:val="none"/>
+      </w:rPr>
+    </w:lvl>
+    <w:lvl w:ilvl="6">
+      <w:start w:val="1"/>
+      <w:numFmt w:val="bullet"/>
+      <w:lvlText w:val="●"/>
+      <w:lvlJc w:val="left"/>
+      <w:pPr>
+        <w:ind w:left="5040" w:hanging="360"/>
+      </w:pPr>
+      <w:rPr>
+        <w:u w:val="none"/>
+      </w:rPr>
+    </w:lvl>
+    <w:lvl w:ilvl="7">
+      <w:start w:val="1"/>
+      <w:numFmt w:val="bullet"/>
+      <w:lvlText w:val="○"/>
+      <w:lvlJc w:val="left"/>
+      <w:pPr>
+        <w:ind w:left="5760" w:hanging="360"/>
+      </w:pPr>
+      <w:rPr>
+        <w:u w:val="none"/>
+      </w:rPr>
+    </w:lvl>
+    <w:lvl w:ilvl="8">
+      <w:start w:val="1"/>
+      <w:numFmt w:val="bullet"/>
+      <w:lvlText w:val="■"/>
+      <w:lvlJc w:val="left"/>
+      <w:pPr>
+        <w:ind w:left="6480" w:hanging="360"/>
+      </w:pPr>
+      <w:rPr>
+        <w:u w:val="none"/>
+      </w:rPr>
+    </w:lvl>
+  </w:abstractNum>
+  <w:abstractNum w:abstractNumId="6">
+    <w:lvl w:ilvl="0">
+      <w:start w:val="1"/>
+      <w:numFmt w:val="bullet"/>
+      <w:lvlText w:val="●"/>
+      <w:lvlJc w:val="left"/>
+      <w:pPr>
+        <w:ind w:left="720" w:hanging="360"/>
+      </w:pPr>
+      <w:rPr>
+        <w:u w:val="none"/>
+      </w:rPr>
+    </w:lvl>
+    <w:lvl w:ilvl="1">
+      <w:start w:val="1"/>
+      <w:numFmt w:val="bullet"/>
+      <w:lvlText w:val="○"/>
+      <w:lvlJc w:val="left"/>
+      <w:pPr>
+        <w:ind w:left="1440" w:hanging="360"/>
+      </w:pPr>
+      <w:rPr>
+        <w:u w:val="none"/>
+      </w:rPr>
+    </w:lvl>
+    <w:lvl w:ilvl="2">
+      <w:start w:val="1"/>
+      <w:numFmt w:val="bullet"/>
+      <w:lvlText w:val="■"/>
+      <w:lvlJc w:val="left"/>
+      <w:pPr>
+        <w:ind w:left="2160" w:hanging="360"/>
+      </w:pPr>
+      <w:rPr>
+        <w:u w:val="none"/>
+      </w:rPr>
+    </w:lvl>
+    <w:lvl w:ilvl="3">
+      <w:start w:val="1"/>
+      <w:numFmt w:val="bullet"/>
+      <w:lvlText w:val="●"/>
+      <w:lvlJc w:val="left"/>
+      <w:pPr>
+        <w:ind w:left="2880" w:hanging="360"/>
+      </w:pPr>
+      <w:rPr>
+        <w:u w:val="none"/>
+      </w:rPr>
+    </w:lvl>
+    <w:lvl w:ilvl="4">
+      <w:start w:val="1"/>
+      <w:numFmt w:val="bullet"/>
+      <w:lvlText w:val="○"/>
+      <w:lvlJc w:val="left"/>
+      <w:pPr>
+        <w:ind w:left="3600" w:hanging="360"/>
+      </w:pPr>
+      <w:rPr>
+        <w:u w:val="none"/>
+      </w:rPr>
+    </w:lvl>
+    <w:lvl w:ilvl="5">
+      <w:start w:val="1"/>
+      <w:numFmt w:val="bullet"/>
+      <w:lvlText w:val="■"/>
+      <w:lvlJc w:val="left"/>
+      <w:pPr>
+        <w:ind w:left="4320" w:hanging="360"/>
+      </w:pPr>
+      <w:rPr>
+        <w:u w:val="none"/>
+      </w:rPr>
+    </w:lvl>
+    <w:lvl w:ilvl="6">
+      <w:start w:val="1"/>
+      <w:numFmt w:val="bullet"/>
+      <w:lvlText w:val="●"/>
+      <w:lvlJc w:val="left"/>
+      <w:pPr>
+        <w:ind w:left="5040" w:hanging="360"/>
+      </w:pPr>
+      <w:rPr>
+        <w:u w:val="none"/>
+      </w:rPr>
+    </w:lvl>
+    <w:lvl w:ilvl="7">
+      <w:start w:val="1"/>
+      <w:numFmt w:val="bullet"/>
+      <w:lvlText w:val="○"/>
+      <w:lvlJc w:val="left"/>
+      <w:pPr>
+        <w:ind w:left="5760" w:hanging="360"/>
+      </w:pPr>
+      <w:rPr>
+        <w:u w:val="none"/>
+      </w:rPr>
+    </w:lvl>
+    <w:lvl w:ilvl="8">
+      <w:start w:val="1"/>
+      <w:numFmt w:val="bullet"/>
+      <w:lvlText w:val="■"/>
+      <w:lvlJc w:val="left"/>
+      <w:pPr>
+        <w:ind w:left="6480" w:hanging="360"/>
+      </w:pPr>
+      <w:rPr>
+        <w:u w:val="none"/>
+      </w:rPr>
+    </w:lvl>
+  </w:abstractNum>
+  <w:abstractNum w:abstractNumId="7">
+    <w:lvl w:ilvl="0">
+      <w:start w:val="1"/>
+      <w:numFmt w:val="bullet"/>
+      <w:lvlText w:val="●"/>
+      <w:lvlJc w:val="left"/>
+      <w:pPr>
+        <w:ind w:left="720" w:hanging="360"/>
+      </w:pPr>
+      <w:rPr>
+        <w:u w:val="none"/>
+      </w:rPr>
+    </w:lvl>
+    <w:lvl w:ilvl="1">
+      <w:start w:val="1"/>
+      <w:numFmt w:val="bullet"/>
+      <w:lvlText w:val="○"/>
+      <w:lvlJc w:val="left"/>
+      <w:pPr>
+        <w:ind w:left="1440" w:hanging="360"/>
+      </w:pPr>
+      <w:rPr>
+        <w:u w:val="none"/>
+      </w:rPr>
+    </w:lvl>
+    <w:lvl w:ilvl="2">
+      <w:start w:val="1"/>
+      <w:numFmt w:val="bullet"/>
+      <w:lvlText w:val="■"/>
+      <w:lvlJc w:val="left"/>
+      <w:pPr>
+        <w:ind w:left="2160" w:hanging="360"/>
+      </w:pPr>
+      <w:rPr>
+        <w:u w:val="none"/>
+      </w:rPr>
+    </w:lvl>
+    <w:lvl w:ilvl="3">
+      <w:start w:val="1"/>
+      <w:numFmt w:val="bullet"/>
+      <w:lvlText w:val="●"/>
+      <w:lvlJc w:val="left"/>
+      <w:pPr>
+        <w:ind w:left="2880" w:hanging="360"/>
+      </w:pPr>
+      <w:rPr>
+        <w:u w:val="none"/>
+      </w:rPr>
+    </w:lvl>
+    <w:lvl w:ilvl="4">
+      <w:start w:val="1"/>
+      <w:numFmt w:val="bullet"/>
+      <w:lvlText w:val="○"/>
+      <w:lvlJc w:val="left"/>
+      <w:pPr>
+        <w:ind w:left="3600" w:hanging="360"/>
+      </w:pPr>
+      <w:rPr>
+        <w:u w:val="none"/>
+      </w:rPr>
+    </w:lvl>
+    <w:lvl w:ilvl="5">
+      <w:start w:val="1"/>
+      <w:numFmt w:val="bullet"/>
+      <w:lvlText w:val="■"/>
+      <w:lvlJc w:val="left"/>
+      <w:pPr>
+        <w:ind w:left="4320" w:hanging="360"/>
+      </w:pPr>
+      <w:rPr>
+        <w:u w:val="none"/>
+      </w:rPr>
+    </w:lvl>
+    <w:lvl w:ilvl="6">
+      <w:start w:val="1"/>
+      <w:numFmt w:val="bullet"/>
+      <w:lvlText w:val="●"/>
+      <w:lvlJc w:val="left"/>
+      <w:pPr>
+        <w:ind w:left="5040" w:hanging="360"/>
+      </w:pPr>
+      <w:rPr>
+        <w:u w:val="none"/>
+      </w:rPr>
+    </w:lvl>
+    <w:lvl w:ilvl="7">
+      <w:start w:val="1"/>
+      <w:numFmt w:val="bullet"/>
+      <w:lvlText w:val="○"/>
+      <w:lvlJc w:val="left"/>
+      <w:pPr>
+        <w:ind w:left="5760" w:hanging="360"/>
+      </w:pPr>
+      <w:rPr>
+        <w:u w:val="none"/>
+      </w:rPr>
+    </w:lvl>
+    <w:lvl w:ilvl="8">
+      <w:start w:val="1"/>
+      <w:numFmt w:val="bullet"/>
+      <w:lvlText w:val="■"/>
+      <w:lvlJc w:val="left"/>
+      <w:pPr>
+        <w:ind w:left="6480" w:hanging="360"/>
+      </w:pPr>
+      <w:rPr>
+        <w:u w:val="none"/>
+      </w:rPr>
+    </w:lvl>
+  </w:abstractNum>
   <w:num w:numId="1">
     <w:abstractNumId w:val="1"/>
   </w:num>
@@ -2608,6 +4016,15 @@
   </w:num>
   <w:num w:numId="4">
     <w:abstractNumId w:val="4"/>
+  </w:num>
+  <w:num w:numId="5">
+    <w:abstractNumId w:val="5"/>
+  </w:num>
+  <w:num w:numId="6">
+    <w:abstractNumId w:val="6"/>
+  </w:num>
+  <w:num w:numId="7">
+    <w:abstractNumId w:val="7"/>
   </w:num>
 </w:numbering>
 </file>
@@ -2776,6 +4193,50 @@
       <w:sz w:val="30"/>
       <w:szCs w:val="30"/>
     </w:rPr>
+  </w:style>
+  <w:style w:type="table" w:styleId="Table1">
+    <w:basedOn w:val="TableNormal"/>
+    <w:tblPr>
+      <w:tblStyleRowBandSize w:val="1"/>
+      <w:tblStyleColBandSize w:val="1"/>
+      <w:tblCellMar/>
+    </w:tblPr>
+    <w:tblStylePr w:type="band1Horz">
+      <w:tcPr/>
+    </w:tblStylePr>
+    <w:tblStylePr w:type="band1Vert">
+      <w:tcPr/>
+    </w:tblStylePr>
+    <w:tblStylePr w:type="band2Horz">
+      <w:tcPr/>
+    </w:tblStylePr>
+    <w:tblStylePr w:type="band2Vert">
+      <w:tcPr/>
+    </w:tblStylePr>
+    <w:tblStylePr w:type="firstCol">
+      <w:tcPr/>
+    </w:tblStylePr>
+    <w:tblStylePr w:type="firstRow">
+      <w:tcPr/>
+    </w:tblStylePr>
+    <w:tblStylePr w:type="lastCol">
+      <w:tcPr/>
+    </w:tblStylePr>
+    <w:tblStylePr w:type="lastRow">
+      <w:tcPr/>
+    </w:tblStylePr>
+    <w:tblStylePr w:type="neCell">
+      <w:tcPr/>
+    </w:tblStylePr>
+    <w:tblStylePr w:type="nwCell">
+      <w:tcPr/>
+    </w:tblStylePr>
+    <w:tblStylePr w:type="seCell">
+      <w:tcPr/>
+    </w:tblStylePr>
+    <w:tblStylePr w:type="swCell">
+      <w:tcPr/>
+    </w:tblStylePr>
   </w:style>
 </w:styles>
 </file>

--- a/Generative AI with Large Language Models.docx
+++ b/Generative AI with Large Language Models.docx
@@ -1035,12 +1035,12 @@
           <wp:inline distB="114300" distT="114300" distL="114300" distR="114300">
             <wp:extent cx="5534025" cy="1733550"/>
             <wp:effectExtent b="0" l="0" r="0" t="0"/>
-            <wp:docPr id="3" name="image2.png"/>
+            <wp:docPr id="3" name="image1.png"/>
             <a:graphic>
               <a:graphicData uri="http://schemas.openxmlformats.org/drawingml/2006/picture">
                 <pic:pic>
                   <pic:nvPicPr>
-                    <pic:cNvPr id="0" name="image2.png"/>
+                    <pic:cNvPr id="0" name="image1.png"/>
                     <pic:cNvPicPr preferRelativeResize="0"/>
                   </pic:nvPicPr>
                   <pic:blipFill>
@@ -1210,12 +1210,12 @@
           <wp:inline distB="114300" distT="114300" distL="114300" distR="114300">
             <wp:extent cx="5943600" cy="4457700"/>
             <wp:effectExtent b="0" l="0" r="0" t="0"/>
-            <wp:docPr id="2" name="image1.png"/>
+            <wp:docPr id="2" name="image2.png"/>
             <a:graphic>
               <a:graphicData uri="http://schemas.openxmlformats.org/drawingml/2006/picture">
                 <pic:pic>
                   <pic:nvPicPr>
-                    <pic:cNvPr id="0" name="image1.png"/>
+                    <pic:cNvPr id="0" name="image2.png"/>
                     <pic:cNvPicPr preferRelativeResize="0"/>
                   </pic:nvPicPr>
                   <pic:blipFill>
